--- a/working_frankenstein_savedas_f28.docx
+++ b/working_frankenstein_savedas_f28.docx
@@ -697,7 +697,7 @@
                 <w:noProof/>
                 <w:webHidden/>
               </w:rPr>
-              <w:t>27</w:t>
+              <w:t>28</w:t>
             </w:r>
             <w:r>
               <w:rPr>
@@ -1281,7 +1281,7 @@
                 <w:noProof/>
                 <w:webHidden/>
               </w:rPr>
-              <w:t>30</w:t>
+              <w:t>31</w:t>
             </w:r>
             <w:r>
               <w:rPr>
@@ -1354,7 +1354,7 @@
                 <w:noProof/>
                 <w:webHidden/>
               </w:rPr>
-              <w:t>30</w:t>
+              <w:t>31</w:t>
             </w:r>
             <w:r>
               <w:rPr>
@@ -3365,13 +3365,8 @@
       <w:r>
         <w:t xml:space="preserve">race, gender, </w:t>
       </w:r>
-      <w:proofErr w:type="spellStart"/>
-      <w:r>
-        <w:t>ethnicity</w:t>
-      </w:r>
-      <w:proofErr w:type="spellEnd"/>
-      <w:r>
-        <w:t xml:space="preserve">, occupation, education, wealth, </w:t>
+      <w:r>
+        <w:t xml:space="preserve">ethnicity, occupation, education, wealth, </w:t>
       </w:r>
       <w:r>
         <w:t xml:space="preserve">and class </w:t>
@@ -3885,30 +3880,148 @@
       </w:r>
     </w:p>
     <w:p>
+      <w:pPr>
+        <w:pBdr>
+          <w:bottom w:val="single" w:sz="6" w:space="1" w:color="auto"/>
+        </w:pBdr>
+      </w:pPr>
       <w:r>
         <w:t>END OLD</w:t>
       </w:r>
     </w:p>
+    <w:p/>
     <w:p>
       <w:pPr>
         <w:rPr>
           <w:b/>
           <w:bCs/>
+          <w:i/>
+          <w:iCs/>
         </w:rPr>
       </w:pPr>
       <w:r>
         <w:rPr>
           <w:b/>
           <w:bCs/>
-        </w:rPr>
-        <w:t>What We Know</w:t>
-      </w:r>
-      <w:r>
+          <w:i/>
+          <w:iCs/>
+        </w:rPr>
+        <w:t xml:space="preserve">Empirical Paragraph 1: </w:t>
+      </w:r>
+    </w:p>
+    <w:p>
+      <w:pPr>
+        <w:spacing w:line="360" w:lineRule="auto"/>
+      </w:pPr>
+      <w:r>
+        <w:t xml:space="preserve">OR: </w:t>
+      </w:r>
+      <w:r>
+        <w:t>A large empirical literature establishes that who holds office matters —as an indicator of democratic inclusion and as a determinant of how institutions function</w:t>
+      </w:r>
+      <w:r>
+        <w:t xml:space="preserve"> – by first establishing who legislators are</w:t>
+      </w:r>
+      <w:r>
+        <w:t xml:space="preserve">. </w:t>
+      </w:r>
+    </w:p>
+    <w:p>
+      <w:pPr>
+        <w:spacing w:line="360" w:lineRule="auto"/>
+        <w:ind w:firstLine="720"/>
+      </w:pPr>
+    </w:p>
+    <w:p>
+      <w:pPr>
+        <w:spacing w:line="360" w:lineRule="auto"/>
+        <w:ind w:firstLine="720"/>
+      </w:pPr>
+      <w:r>
+        <w:t xml:space="preserve">Indeed, a large </w:t>
+      </w:r>
+      <w:r>
+        <w:t xml:space="preserve">empirical </w:t>
+      </w:r>
+      <w:r>
+        <w:t xml:space="preserve">literature examines descriptive representation as a core indicator of democratic </w:t>
+      </w:r>
+      <w:r>
+        <w:t>inclusion</w:t>
+      </w:r>
+      <w:r>
+        <w:t xml:space="preserve"> and institutional performance. Across </w:t>
+      </w:r>
+      <w:r>
+        <w:t xml:space="preserve">geographic </w:t>
+      </w:r>
+      <w:r>
+        <w:t>contexts</w:t>
+      </w:r>
+      <w:r>
+        <w:t xml:space="preserve"> and levels of government ()</w:t>
+      </w:r>
+      <w:r>
+        <w:t xml:space="preserve">, scholars have </w:t>
+      </w:r>
+      <w:r>
+        <w:t xml:space="preserve">established evidence on who legislators tend to be, when these compositions change, and both what produces them (US) and their consequences (DS). </w:t>
+      </w:r>
+      <w:r>
+        <w:t>Below</w:t>
+      </w:r>
+      <w:r>
+        <w:t xml:space="preserve">, I will </w:t>
+      </w:r>
+      <w:r>
+        <w:t xml:space="preserve">briefly introduce established knowledge on, first, who elected representatives tend to be. Then, I will turn to what I’ve framed as </w:t>
+      </w:r>
+      <w:r>
+        <w:lastRenderedPageBreak/>
+        <w:t>“upstream” and “downstream” causes and consequences, which themselves organize around [the following terms/concepts</w:t>
+      </w:r>
+      <w:proofErr w:type="gramStart"/>
+      <w:r>
+        <w:t>:]. . .</w:t>
+      </w:r>
+      <w:proofErr w:type="gramEnd"/>
+    </w:p>
+    <w:p>
+      <w:pPr>
+        <w:spacing w:line="360" w:lineRule="auto"/>
+        <w:rPr>
+          <w:i/>
+          <w:iCs/>
+        </w:rPr>
+      </w:pPr>
+    </w:p>
+    <w:p>
+      <w:pPr>
+        <w:spacing w:line="360" w:lineRule="auto"/>
         <w:rPr>
           <w:b/>
           <w:bCs/>
-        </w:rPr>
-        <w:t xml:space="preserve"> </w:t>
+          <w:i/>
+          <w:iCs/>
+        </w:rPr>
+      </w:pPr>
+      <w:r>
+        <w:rPr>
+          <w:b/>
+          <w:bCs/>
+          <w:i/>
+          <w:iCs/>
+        </w:rPr>
+        <w:t>Who Legislators Tend to Be/Composition</w:t>
+      </w:r>
+      <w:r>
+        <w:rPr>
+          <w:b/>
+          <w:bCs/>
+          <w:i/>
+          <w:iCs/>
+        </w:rPr>
+        <w:t>/Representational Inequalities</w:t>
       </w:r>
     </w:p>
     <w:p>
@@ -3917,68 +4030,15 @@
         <w:ind w:firstLine="720"/>
       </w:pPr>
       <w:r>
-        <w:t xml:space="preserve">Indeed, a large literature examines descriptive representation as a core indicator of democratic </w:t>
-      </w:r>
-      <w:r>
-        <w:t>inclusion</w:t>
-      </w:r>
-      <w:r>
-        <w:t xml:space="preserve"> and institutional performance. Across contexts, scholars have measured descriptive representation using legislators’ social identities and backgrounds, including race, gender, ethnicity, and economic class</w:t>
-      </w:r>
-      <w:r>
-        <w:t xml:space="preserve"> (</w:t>
-      </w:r>
-      <w:r>
-        <w:t>race, ethnicity, gender, class</w:t>
-      </w:r>
-      <w:r>
-        <w:t>)</w:t>
-      </w:r>
-      <w:r>
-        <w:t xml:space="preserve">. They have established substantial and </w:t>
-      </w:r>
-      <w:r>
-        <w:t>persistent</w:t>
-      </w:r>
-      <w:r>
-        <w:t xml:space="preserve"> gaps between the composition of political institutions and publics they represent</w:t>
-      </w:r>
-      <w:r>
-        <w:t xml:space="preserve"> -- i</w:t>
-      </w:r>
-      <w:commentRangeStart w:id="12"/>
-      <w:r>
-        <w:t>mbalances which indicate upstream causes and downstream effects</w:t>
-      </w:r>
-      <w:r>
-        <w:t xml:space="preserve"> </w:t>
-      </w:r>
-      <w:commentRangeEnd w:id="12"/>
-      <w:r>
-        <w:rPr>
-          <w:rStyle w:val="CommentReference"/>
-        </w:rPr>
-        <w:commentReference w:id="12"/>
-      </w:r>
-      <w:r>
-        <w:t>( )</w:t>
-      </w:r>
-      <w:r>
-        <w:t xml:space="preserve">. </w:t>
-      </w:r>
-      <w:r>
-        <w:t>When groups are underrepresented, legislatures devote less agenda attention to their interests and concerns, particularly in domains where representatives have discretion over speech, bill sponsorship, and issue prioritization</w:t>
-      </w:r>
-      <w:r>
-        <w:t xml:space="preserve"> </w:t>
+        <w:t>The composition of who holds elected office shows that formal equality has not produced equality of [access/representation</w:t>
       </w:r>
       <w:proofErr w:type="gramStart"/>
       <w:r>
-        <w:t>( )</w:t>
+        <w:t>], but</w:t>
       </w:r>
       <w:proofErr w:type="gramEnd"/>
       <w:r>
-        <w:t xml:space="preserve">. </w:t>
+        <w:t xml:space="preserve"> reflects foundational structural exclusion. In other words, the formal exclusion of women, Black Americans and other racial minority groups, and even economic exclusions appear to have remarkably sedimented: there remain substantial and persistent gaps between the composition of political institutions and the publics they represent.  </w:t>
       </w:r>
     </w:p>
     <w:p>
@@ -3987,102 +4047,645 @@
         <w:ind w:firstLine="720"/>
       </w:pPr>
       <w:r>
-        <w:t>Descriptive representation is also linked to non-policy outcomes central do democratic functioning: perceptions of institutional legitimacy</w:t>
-      </w:r>
-      <w:r>
-        <w:t xml:space="preserve"> (Dovie 2008, Gay 2002(</w:t>
-      </w:r>
-      <w:r>
-        <w:t xml:space="preserve">, </w:t>
-      </w:r>
+        <w:t xml:space="preserve">In general, women are unrepresented in political office; across state legislatures, gender representation varies considerably, from a third in some states to “less than one in 10 female legislators in other states” (Atkeson and Carillo 2007).  </w:t>
+      </w:r>
+      <w:r>
+        <w:t xml:space="preserve">While Black and minority descriptive representation has made gains since the passage of the Voting Rights Act, Congress and state legislatures fall well short of proportional representation (McClain &amp; Carew 2017; Pew 2023), with state legislatures composed of only roughly 10.5% Black and 6.3% Hispanic elected officials. </w:t>
+      </w:r>
+      <w:r>
+        <w:t xml:space="preserve"> Moreover, elected officials in congress and state legislatures are </w:t>
+      </w:r>
+      <w:r>
+        <w:t>“almost always wealthier, more educated, and more likely to come from white-collar jobs than the citizens who elect them” (Carnes 2012). In Congress, less than 2 percent of the average representative's pre-congressional career was spent in working-class jobs, contrasting sharply with the over 50% working-class composition of the U.S. labor force (Carnes and Lupu 2015).</w:t>
+      </w:r>
+      <w:r>
+        <w:t xml:space="preserve"> While measures of wealth vary, and may themselves underestimate wealth disparity</w:t>
+      </w:r>
+      <w:r>
+        <w:rPr>
+          <w:rStyle w:val="FootnoteReference"/>
+        </w:rPr>
+        <w:footnoteReference w:id="1"/>
+      </w:r>
+      <w:r>
+        <w:t xml:space="preserve"> </w:t>
+      </w:r>
+    </w:p>
+    <w:p>
+      <w:pPr>
+        <w:spacing w:line="360" w:lineRule="auto"/>
+        <w:ind w:firstLine="720"/>
+      </w:pPr>
       <w:r>
         <w:lastRenderedPageBreak/>
-        <w:t>trust between constituents and representatives</w:t>
-      </w:r>
-      <w:r>
-        <w:t>,</w:t>
-      </w:r>
-      <w:r>
-        <w:t xml:space="preserve"> and political </w:t>
-      </w:r>
-      <w:r>
-        <w:t xml:space="preserve">efficacy and </w:t>
-      </w:r>
-      <w:r>
-        <w:t>engagement</w:t>
-      </w:r>
-      <w:r>
-        <w:t xml:space="preserve"> (Atkeson and Carillo 2007, Merolla Sellers and Fowler 2013; Bowen and Clark 2014, Brians 2005, Rocha et al 2010)</w:t>
-      </w:r>
-      <w:r>
-        <w:t>.</w:t>
-      </w:r>
-      <w:r>
-        <w:t xml:space="preserve"> Add quote from Ladam, Harden, and </w:t>
-      </w:r>
-      <w:proofErr w:type="spellStart"/>
-      <w:r>
-        <w:t>Windett</w:t>
-      </w:r>
-      <w:proofErr w:type="spellEnd"/>
-      <w:r>
-        <w:t xml:space="preserve"> 2018)</w:t>
-      </w:r>
-      <w:r>
-        <w:t xml:space="preserve"> However, these effects are neither automatic nor uniform. Institutional constraints, party discipline, and gatekeeping can mute policy change even when descriptive representation improves, </w:t>
-      </w:r>
-      <w:r>
-        <w:t>reflecting the interaction between descriptive representation “s</w:t>
-      </w:r>
-      <w:r>
-        <w:t>edimented</w:t>
-      </w:r>
-      <w:r>
-        <w:t>”</w:t>
-      </w:r>
-      <w:r>
-        <w:t xml:space="preserve"> cultures and norms</w:t>
-      </w:r>
-      <w:r>
-        <w:t xml:space="preserve"> </w:t>
-      </w:r>
-      <w:proofErr w:type="gramStart"/>
-      <w:r>
-        <w:t>( )</w:t>
-      </w:r>
-      <w:proofErr w:type="gramEnd"/>
-      <w:r>
-        <w:t>. As a result, scholars increasingly emphasize that descriptive representation’s import is not limited to its translation to direct policy outputs. Rather, they study it’s influence on agenda-setting, symbolic recognition, and the relational ties that structure participation and responsiveness</w:t>
-      </w:r>
-      <w:r>
-        <w:t xml:space="preserve"> </w:t>
-      </w:r>
-      <w:proofErr w:type="gramStart"/>
-      <w:r>
-        <w:t>( )</w:t>
-      </w:r>
-      <w:proofErr w:type="gramEnd"/>
-      <w:r>
-        <w:t xml:space="preserve">. </w:t>
-      </w:r>
-      <w:r>
-        <w:t xml:space="preserve"> </w:t>
-      </w:r>
-    </w:p>
-    <w:p>
-      <w:pPr>
+        <w:t xml:space="preserve">These disparities [….] in leadership positions. </w:t>
+      </w:r>
+      <w:r>
+        <w:t>While for women, proportions in leadership positions roughly reflect overall proportions (Whicker and Jewell 1998)</w:t>
+      </w:r>
+    </w:p>
+    <w:p>
+      <w:pPr>
+        <w:pStyle w:val="ListParagraph"/>
+        <w:numPr>
+          <w:ilvl w:val="1"/>
+          <w:numId w:val="27"/>
+        </w:numPr>
         <w:spacing w:line="360" w:lineRule="auto"/>
-        <w:rPr>
+      </w:pPr>
+      <w:r>
+        <w:t>Leadership representation for Black reps</w:t>
+      </w:r>
+    </w:p>
+    <w:p>
+      <w:pPr>
+        <w:pStyle w:val="ListParagraph"/>
+        <w:numPr>
+          <w:ilvl w:val="1"/>
+          <w:numId w:val="27"/>
+        </w:numPr>
+        <w:spacing w:line="360" w:lineRule="auto"/>
+      </w:pPr>
+      <w:r>
+        <w:t xml:space="preserve">Do we know about wealth in leadership? </w:t>
+      </w:r>
+    </w:p>
+    <w:p>
+      <w:pPr>
+        <w:spacing w:line="360" w:lineRule="auto"/>
+        <w:ind w:firstLine="720"/>
+      </w:pPr>
+    </w:p>
+    <w:p>
+      <w:pPr>
+        <w:spacing w:line="360" w:lineRule="auto"/>
+        <w:ind w:firstLine="720"/>
+      </w:pPr>
+      <w:r>
+        <w:t>These imbalances point to upstream institutional causes — party gatekeeping, gendered and racialized candidate recruitment, masculinized institutional cultures, and persistent bias that elections alone do not correct (Carnes &amp; Lupu 2023; Clayton 2021) — and to downstream consequences that the literature has increasingly differentiated.</w:t>
+      </w:r>
+    </w:p>
+    <w:p>
+      <w:pPr>
+        <w:spacing w:line="360" w:lineRule="auto"/>
+        <w:rPr>
+          <w:b/>
+          <w:bCs/>
           <w:i/>
           <w:iCs/>
         </w:rPr>
       </w:pPr>
       <w:r>
         <w:rPr>
+          <w:b/>
+          <w:bCs/>
           <w:i/>
           <w:iCs/>
         </w:rPr>
-        <w:t>Who Legislators Tend to Be/Composition of SL</w:t>
+        <w:t xml:space="preserve">There is </w:t>
+      </w:r>
+      <w:proofErr w:type="gramStart"/>
+      <w:r>
+        <w:rPr>
+          <w:b/>
+          <w:bCs/>
+          <w:i/>
+          <w:iCs/>
+        </w:rPr>
+        <w:t>actually shared</w:t>
+      </w:r>
+      <w:proofErr w:type="gramEnd"/>
+      <w:r>
+        <w:rPr>
+          <w:b/>
+          <w:bCs/>
+          <w:i/>
+          <w:iCs/>
+        </w:rPr>
+        <w:t xml:space="preserve"> interest/preference + </w:t>
+      </w:r>
+      <w:proofErr w:type="spellStart"/>
+      <w:r>
+        <w:rPr>
+          <w:b/>
+          <w:bCs/>
+          <w:i/>
+          <w:iCs/>
+        </w:rPr>
+        <w:t>Fenno</w:t>
+      </w:r>
+      <w:proofErr w:type="spellEnd"/>
+      <w:r>
+        <w:rPr>
+          <w:b/>
+          <w:bCs/>
+          <w:i/>
+          <w:iCs/>
+        </w:rPr>
+        <w:t>, if constituencies are concentric circles, for myriad reasons identity of a legislator might shape who they perceive/salience</w:t>
+      </w:r>
+    </w:p>
+    <w:p>
+      <w:pPr>
+        <w:pStyle w:val="ListParagraph"/>
+        <w:numPr>
+          <w:ilvl w:val="0"/>
+          <w:numId w:val="28"/>
+        </w:numPr>
+        <w:spacing w:line="360" w:lineRule="auto"/>
+      </w:pPr>
+      <w:r>
+        <w:t xml:space="preserve">On some matters, descriptive representation might </w:t>
+      </w:r>
+      <w:r>
+        <w:t>favor “described” constituencies in an intrinsic sense</w:t>
+      </w:r>
+      <w:r>
+        <w:t>, as legislators’ identities alone shape their policy preferences</w:t>
+      </w:r>
+      <w:r>
+        <w:t xml:space="preserve"> beyond electoral motivations (Reingold 2000, </w:t>
+      </w:r>
+      <w:proofErr w:type="spellStart"/>
+      <w:r>
+        <w:t>Broockman</w:t>
+      </w:r>
+      <w:proofErr w:type="spellEnd"/>
+      <w:r>
+        <w:t xml:space="preserve"> 2013)</w:t>
+      </w:r>
+      <w:r>
+        <w:t>. P</w:t>
+      </w:r>
+      <w:r>
+        <w:t>articularly on distributive matters and their perception of the importance of economic inequality (</w:t>
+      </w:r>
+      <w:proofErr w:type="spellStart"/>
+      <w:r>
+        <w:t>Hakhverdian</w:t>
+      </w:r>
+      <w:proofErr w:type="spellEnd"/>
+      <w:r>
+        <w:t xml:space="preserve"> 2015, Griger et al 2012, Lupu &amp; Warner 2022, Persson 2021)</w:t>
+      </w:r>
+      <w:r>
+        <w:t xml:space="preserve">. </w:t>
+      </w:r>
+    </w:p>
+    <w:p>
+      <w:pPr>
+        <w:pStyle w:val="ListParagraph"/>
+        <w:numPr>
+          <w:ilvl w:val="0"/>
+          <w:numId w:val="28"/>
+        </w:numPr>
+        <w:spacing w:line="360" w:lineRule="auto"/>
+      </w:pPr>
+      <w:r>
+        <w:t xml:space="preserve">Such shared preferences between a legislator and their congruent constituency could reflect matters beyond </w:t>
+      </w:r>
+      <w:proofErr w:type="spellStart"/>
+      <w:r>
+        <w:t>self interests</w:t>
+      </w:r>
+      <w:proofErr w:type="spellEnd"/>
+      <w:r>
+        <w:t xml:space="preserve"> -  </w:t>
+      </w:r>
+    </w:p>
+    <w:p>
+      <w:pPr>
+        <w:pStyle w:val="ListParagraph"/>
+        <w:numPr>
+          <w:ilvl w:val="0"/>
+          <w:numId w:val="28"/>
+        </w:numPr>
+        <w:spacing w:line="360" w:lineRule="auto"/>
+      </w:pPr>
+      <w:r>
+        <w:t xml:space="preserve">Whether because of differences in self-interest, ideology, or social networks, economically advantaged legislators tend to hold views congruent with economically advantaged citizens, and these legislators may be better positioned to advance their preferred policies (Carnes &amp; Lupu 2023; Meltzer &amp; Richard 1981; Piketty 1995). </w:t>
+      </w:r>
+    </w:p>
+    <w:p>
+      <w:pPr>
+        <w:spacing w:line="360" w:lineRule="auto"/>
+      </w:pPr>
+    </w:p>
+    <w:p>
+      <w:pPr>
+        <w:spacing w:line="360" w:lineRule="auto"/>
+      </w:pPr>
+      <w:r>
+        <w:rPr>
+          <w:b/>
+          <w:bCs/>
+          <w:i/>
+          <w:iCs/>
+        </w:rPr>
+        <w:t xml:space="preserve">Downstream – </w:t>
+      </w:r>
+      <w:proofErr w:type="gramStart"/>
+      <w:r>
+        <w:rPr>
+          <w:b/>
+          <w:bCs/>
+          <w:i/>
+          <w:iCs/>
+        </w:rPr>
+        <w:t>Policy</w:t>
+      </w:r>
+      <w:r>
+        <w:rPr>
+          <w:b/>
+          <w:bCs/>
+          <w:i/>
+          <w:iCs/>
+        </w:rPr>
+        <w:t xml:space="preserve">  &amp;</w:t>
+      </w:r>
+      <w:proofErr w:type="gramEnd"/>
+      <w:r>
+        <w:rPr>
+          <w:b/>
+          <w:bCs/>
+          <w:i/>
+          <w:iCs/>
+        </w:rPr>
+        <w:t xml:space="preserve"> Process </w:t>
+      </w:r>
+    </w:p>
+    <w:p>
+      <w:pPr>
+        <w:spacing w:line="360" w:lineRule="auto"/>
+      </w:pPr>
+      <w:r>
+        <w:lastRenderedPageBreak/>
+        <w:t>These characteristics matter because]</w:t>
+      </w:r>
+      <w:r>
+        <w:t xml:space="preserve"> is associated with </w:t>
+      </w:r>
+      <w:r>
+        <w:t xml:space="preserve">what </w:t>
+      </w:r>
+      <w:r>
+        <w:t xml:space="preserve">political scientists consider matters of “substantive” representation, policy congruence, or policy responsiveness. [WHICH I USE/WHAT I MEAN]. </w:t>
+      </w:r>
+    </w:p>
+    <w:p>
+      <w:pPr>
+        <w:spacing w:line="360" w:lineRule="auto"/>
+        <w:rPr>
+          <w:b/>
+          <w:bCs/>
+          <w:i/>
+          <w:iCs/>
+        </w:rPr>
+      </w:pPr>
+      <w:r>
+        <w:t>substantive policy gains for underrepresented groups, particularly in moments of policy innovation or when issues are in early stages of redress (Bratton &amp; Ray 2002).</w:t>
+      </w:r>
+    </w:p>
+    <w:p>
+      <w:pPr>
+        <w:spacing w:line="360" w:lineRule="auto"/>
+      </w:pPr>
+      <w:r>
+        <w:t xml:space="preserve">Indeed, descriptive </w:t>
+      </w:r>
+      <w:proofErr w:type="gramStart"/>
+      <w:r>
+        <w:t>representatives  XYZ</w:t>
+      </w:r>
+      <w:proofErr w:type="gramEnd"/>
+      <w:r>
+        <w:t xml:space="preserve"> bill sponsorship (Bratton and Haynie 1999, Reingold 2008, Rouse 2013, Barnello and Bratton 2007, Saraceno, Hansen and </w:t>
+      </w:r>
+      <w:proofErr w:type="spellStart"/>
+      <w:r>
+        <w:t>Treul</w:t>
+      </w:r>
+      <w:proofErr w:type="spellEnd"/>
+      <w:r>
+        <w:t xml:space="preserve"> 2021) and are more likely to vote for it (Grose 2011). </w:t>
+      </w:r>
+    </w:p>
+    <w:p>
+      <w:pPr>
+        <w:spacing w:line="360" w:lineRule="auto"/>
+      </w:pPr>
+      <w:r>
+        <w:t xml:space="preserve">Moreover, evidence that </w:t>
+      </w:r>
+      <w:r>
+        <w:t xml:space="preserve">gender and racial/ethnic </w:t>
+      </w:r>
+      <w:proofErr w:type="gramStart"/>
+      <w:r>
+        <w:t>descriptive  representatives</w:t>
+      </w:r>
+      <w:proofErr w:type="gramEnd"/>
+      <w:r>
+        <w:t xml:space="preserve"> spend more political capital on such legislation suggests not only salience, but that measures of “substantive” representation should </w:t>
+      </w:r>
+      <w:proofErr w:type="gramStart"/>
+      <w:r>
+        <w:t>take into account</w:t>
+      </w:r>
+      <w:proofErr w:type="gramEnd"/>
+      <w:r>
+        <w:t xml:space="preserve"> that </w:t>
+      </w:r>
+      <w:proofErr w:type="spellStart"/>
+      <w:r>
+        <w:t>not</w:t>
+      </w:r>
+      <w:proofErr w:type="spellEnd"/>
+      <w:r>
+        <w:t xml:space="preserve"> substantive acts are qualitatively equivalent (</w:t>
+      </w:r>
+      <w:r>
+        <w:t xml:space="preserve">Burrell 1997, Murphy 1997, </w:t>
+      </w:r>
+      <w:r>
+        <w:t xml:space="preserve">Minta 2009, Butler and </w:t>
+      </w:r>
+      <w:proofErr w:type="spellStart"/>
+      <w:r>
+        <w:t>Broockman</w:t>
+      </w:r>
+      <w:proofErr w:type="spellEnd"/>
+      <w:r>
+        <w:t xml:space="preserve"> 2011). Further, w</w:t>
+      </w:r>
+      <w:r>
+        <w:t xml:space="preserve">hile some argue that these behaviors are less a matter of racial or other identity than party identity, I suggest that this distinction doesn’t matter: if congruent then still congruent, </w:t>
+      </w:r>
+      <w:proofErr w:type="gramStart"/>
+      <w:r>
+        <w:t>and also</w:t>
+      </w:r>
+      <w:proofErr w:type="gramEnd"/>
+      <w:r>
+        <w:t xml:space="preserve"> party may be downstream of identity – or should be better understood as broader political orientations.</w:t>
+      </w:r>
+    </w:p>
+    <w:p>
+      <w:pPr>
+        <w:spacing w:line="360" w:lineRule="auto"/>
+      </w:pPr>
+      <w:r>
+        <w:t>*Above should note difference in “dyadic” representation and collective representation, which Rocha et al (2010) note is “necessary for translating descriptive representation into substantive policy outcomes,” as it is “what scholars have linked to shifts in policy within the United States,” particularly within states, where “studies have consistently linked the overall percentage of minorities within the legislature to the levels of substantive representation for Latinos (</w:t>
+      </w:r>
+      <w:proofErr w:type="spellStart"/>
+      <w:r>
+        <w:t>Preuhs</w:t>
+      </w:r>
+      <w:proofErr w:type="spellEnd"/>
+      <w:r>
+        <w:t xml:space="preserve"> 2006, 2007) and African Americans (Haynie 2001, Owens 2005)”  (891). On this front, </w:t>
+      </w:r>
+      <w:r>
+        <w:t>Black representation is connected to increased policy outcomes understood as in the interests of minority constituencies (Eisinger 1982, Bratton and Haynie 1999, Fording 2003, Owens 2005, Welch, Combs, Gruhl 1990)</w:t>
+      </w:r>
+    </w:p>
+    <w:p>
+      <w:pPr>
+        <w:spacing w:line="360" w:lineRule="auto"/>
+        <w:rPr>
+          <w:b/>
+          <w:bCs/>
+          <w:i/>
+          <w:iCs/>
+        </w:rPr>
+      </w:pPr>
+      <w:r>
+        <w:rPr>
+          <w:b/>
+          <w:bCs/>
+          <w:i/>
+          <w:iCs/>
+        </w:rPr>
+        <w:t xml:space="preserve">Up and Downstream </w:t>
+      </w:r>
+    </w:p>
+    <w:p>
+      <w:pPr>
+        <w:spacing w:line="360" w:lineRule="auto"/>
+        <w:rPr>
+          <w:i/>
+          <w:iCs/>
+        </w:rPr>
+      </w:pPr>
+      <w:r>
+        <w:rPr>
+          <w:i/>
+          <w:iCs/>
+        </w:rPr>
+        <w:lastRenderedPageBreak/>
+        <w:t xml:space="preserve">Variance if efficacy across descriptive representatives underscores the inherent interaction between upstream and downstream matters, and centrality of descriptive characteristics alone. </w:t>
+      </w:r>
+    </w:p>
+    <w:p>
+      <w:pPr>
+        <w:spacing w:line="360" w:lineRule="auto"/>
+      </w:pPr>
+      <w:r>
+        <w:t xml:space="preserve">And indeed, the effect of descriptive representation on policy outcomes – or is variable. </w:t>
+      </w:r>
+    </w:p>
+    <w:p>
+      <w:pPr>
+        <w:spacing w:line="360" w:lineRule="auto"/>
+      </w:pPr>
+      <w:r>
+        <w:t xml:space="preserve">Some find that women legislators are more effective at passing legislation in general gender interests (Bratton and Haynie 1999), but others </w:t>
+      </w:r>
+      <w:proofErr w:type="spellStart"/>
+      <w:r>
+        <w:t>hae</w:t>
+      </w:r>
+      <w:proofErr w:type="spellEnd"/>
+      <w:r>
+        <w:t xml:space="preserve"> more recently complicated the gender-descriptive-to-substantive </w:t>
+      </w:r>
+      <w:proofErr w:type="spellStart"/>
+      <w:r>
+        <w:t>pipieline</w:t>
+      </w:r>
+      <w:proofErr w:type="spellEnd"/>
+      <w:r>
+        <w:t xml:space="preserve"> (Crowley 2004, Tolbert &amp; </w:t>
+      </w:r>
+      <w:proofErr w:type="spellStart"/>
+      <w:r>
+        <w:t>Steurnagel</w:t>
+      </w:r>
+      <w:proofErr w:type="spellEnd"/>
+      <w:r>
+        <w:t xml:space="preserve"> 2001, Weldon 2002). </w:t>
+      </w:r>
+    </w:p>
+    <w:p>
+      <w:pPr>
+        <w:spacing w:line="360" w:lineRule="auto"/>
+      </w:pPr>
+      <w:r>
+        <w:t xml:space="preserve">Policy outcomes </w:t>
+      </w:r>
+      <w:proofErr w:type="gramStart"/>
+      <w:r>
+        <w:t>as a result of</w:t>
+      </w:r>
+      <w:proofErr w:type="gramEnd"/>
+      <w:r>
+        <w:t xml:space="preserve"> Black descriptive representation are similarly mixed – Bratton and Haynie (1999) find that legislation sponsored by Black representatives has lower success rates than white sponsored legislation. [is that about congruence?] </w:t>
+      </w:r>
+    </w:p>
+    <w:p>
+      <w:pPr>
+        <w:spacing w:line="360" w:lineRule="auto"/>
+      </w:pPr>
+      <w:r>
+        <w:t xml:space="preserve">As disparities in descriptive rep suggest sedimented inequalities, disparities in efficacy reflect sedimented disparities in resources, institutional cultures and norms, and interactions with colleagues. On the one hand [citation about committee positions, staff, </w:t>
+      </w:r>
+      <w:proofErr w:type="spellStart"/>
+      <w:r>
+        <w:t>etc</w:t>
+      </w:r>
+      <w:proofErr w:type="spellEnd"/>
+      <w:r>
+        <w:t xml:space="preserve">]. On the other, </w:t>
+      </w:r>
+      <w:proofErr w:type="spellStart"/>
+      <w:r>
+        <w:t>Hawkesoworth</w:t>
+      </w:r>
+      <w:proofErr w:type="spellEnd"/>
+      <w:r>
+        <w:t xml:space="preserve"> (2003) shows that the racialization of Congress/institutions condition the direction and strength of descriptive representation by </w:t>
+      </w:r>
+      <w:proofErr w:type="spellStart"/>
+      <w:r>
+        <w:t>stymieying</w:t>
+      </w:r>
+      <w:proofErr w:type="spellEnd"/>
+      <w:r>
+        <w:t xml:space="preserve"> coalition building and racial minority influence within the building.  Moreover, others highlight overt racial hostility and backlash among white legislators in response to racial minority legislator gains (Haider-Markel 2007, </w:t>
+      </w:r>
+      <w:proofErr w:type="spellStart"/>
+      <w:r>
+        <w:t>Preuhs</w:t>
+      </w:r>
+      <w:proofErr w:type="spellEnd"/>
+      <w:r>
+        <w:t xml:space="preserve"> 2006). </w:t>
+      </w:r>
+    </w:p>
+    <w:p>
+      <w:pPr>
+        <w:spacing w:line="360" w:lineRule="auto"/>
+        <w:rPr>
+          <w:b/>
+          <w:bCs/>
+          <w:i/>
+          <w:iCs/>
+        </w:rPr>
+      </w:pPr>
+    </w:p>
+    <w:p>
+      <w:pPr>
+        <w:spacing w:line="360" w:lineRule="auto"/>
+        <w:rPr>
+          <w:b/>
+          <w:bCs/>
+          <w:i/>
+          <w:iCs/>
+        </w:rPr>
+      </w:pPr>
+      <w:r>
+        <w:rPr>
+          <w:b/>
+          <w:bCs/>
+          <w:i/>
+          <w:iCs/>
+        </w:rPr>
+        <w:t xml:space="preserve">Above may be these things other than parallel interests or </w:t>
+      </w:r>
+      <w:proofErr w:type="spellStart"/>
+      <w:r>
+        <w:rPr>
+          <w:b/>
+          <w:bCs/>
+          <w:i/>
+          <w:iCs/>
+        </w:rPr>
+        <w:t>Fenno</w:t>
+      </w:r>
+      <w:proofErr w:type="spellEnd"/>
+      <w:r>
+        <w:rPr>
+          <w:b/>
+          <w:bCs/>
+          <w:i/>
+          <w:iCs/>
+        </w:rPr>
+        <w:t xml:space="preserve">: communication responsiveness </w:t>
+      </w:r>
+      <w:proofErr w:type="spellStart"/>
+      <w:r>
+        <w:rPr>
+          <w:b/>
+          <w:bCs/>
+          <w:i/>
+          <w:iCs/>
+        </w:rPr>
+        <w:t>etc</w:t>
+      </w:r>
+      <w:proofErr w:type="spellEnd"/>
+    </w:p>
+    <w:p>
+      <w:pPr>
+        <w:spacing w:line="360" w:lineRule="auto"/>
+        <w:rPr>
+          <w:i/>
+          <w:iCs/>
+        </w:rPr>
+      </w:pPr>
+      <w:r>
+        <w:rPr>
+          <w:i/>
+          <w:iCs/>
+        </w:rPr>
+        <w:t>Outcomes of Who Legislators Tend to Be/Composition of SL</w:t>
+      </w:r>
+    </w:p>
+    <w:p>
+      <w:pPr>
+        <w:spacing w:line="360" w:lineRule="auto"/>
+      </w:pPr>
+      <w:r>
+        <w:t xml:space="preserve">Descriptive representation also shapes legislative responsiveness more broadly: legislators discriminate in constituent service </w:t>
+      </w:r>
+      <w:proofErr w:type="gramStart"/>
+      <w:r>
+        <w:t>on the basis of</w:t>
+      </w:r>
+      <w:proofErr w:type="gramEnd"/>
+      <w:r>
+        <w:t xml:space="preserve"> race (Butler &amp; </w:t>
+      </w:r>
+      <w:proofErr w:type="spellStart"/>
+      <w:r>
+        <w:t>Broockman</w:t>
+      </w:r>
+      <w:proofErr w:type="spellEnd"/>
+      <w:r>
+        <w:t xml:space="preserve"> 2011), and Black constituents consistently report feeling better represented — having a </w:t>
+      </w:r>
+      <w:r>
+        <w:lastRenderedPageBreak/>
+        <w:t xml:space="preserve">stronger say in government actions — when represented by Black legislators (Gleason &amp; Stout 2014). </w:t>
       </w:r>
     </w:p>
     <w:p>
@@ -4091,23 +4694,7 @@
         <w:ind w:firstLine="720"/>
       </w:pPr>
       <w:r>
-        <w:t>A large empirical literature establishes that who holds office matters — both as an indicator of democratic inclusion and as a determinant of how institutions function. Across democracies, scholars have documented substantial and persistent gaps between the composition of political institutions and the publics they represent. Elected officials are almost always wealthier, more educated, and more likely to come from white-collar occupations than the citizens who elect them (Carnes 2012); in Congress, less than two percent of the average representative's pre-congressional career was spent in working-class jobs, against a labor force that is majority working class (Carnes &amp; Lupu 2015). While Black and minority descriptive representation has made gains since the passage of the Voting Rights Act, Congress and state legislatures fall well short of proportional representation (McClain &amp; Carew 2017; Pew 2023), with state legislatures composed of only roughly 10.5% Black and 6.3% Hispanic elected officials. These imbalances point to upstream institutional causes — party gatekeeping, gendered and racialized candidate recruitment, masculinized institutional cultures, and persistent bias that elections alone do not correct (Carnes &amp; Lupu 2023; Clayton 2021) — and to downstream consequences that the literature has increasingly differentiated.</w:t>
-      </w:r>
-    </w:p>
-    <w:p>
-      <w:pPr>
-        <w:spacing w:line="360" w:lineRule="auto"/>
-        <w:rPr>
-          <w:i/>
-          <w:iCs/>
-        </w:rPr>
-      </w:pPr>
-      <w:r>
-        <w:rPr>
-          <w:i/>
-          <w:iCs/>
-        </w:rPr>
-        <w:t>Outcomes of Who Legislators Tend to Be/Composition of SL</w:t>
+        <w:t>On the process side, descriptive representation alters whose concerns receive institutional attention. Bills supported by civil rights groups are more likely to receive committee markup when committees include more Black and Latino members (Minta 2011), and the election of Black women to Congress has facilitated the crystallization of interests that had previously lacked institutional articulation (Brown, Clark, Mahoney, &amp; Strawbridge 2023; Brown 2014). These process effects — in agenda-setting, issue prioritization, and deliberative framing — operate even when institutional constraints, party discipline, or gatekeeping mute direct policy change, suggesting that descriptive representation shapes the terms of legislative debate independent of its translation into policy outputs.</w:t>
       </w:r>
     </w:p>
     <w:p>
@@ -4116,43 +4703,7 @@
         <w:ind w:firstLine="720"/>
       </w:pPr>
       <w:r>
-        <w:lastRenderedPageBreak/>
-        <w:t xml:space="preserve"> </w:t>
-      </w:r>
-      <w:r>
-        <w:t>[these characteristics matter because]</w:t>
-      </w:r>
-      <w:r>
-        <w:t xml:space="preserve"> is associated with substantive policy gains for underrepresented groups, particularly in moments of policy innovation or when issues are in early stages of redress (Bratton &amp; Ray 2002). Whether because of differences in self-interest, ideology, or social networks, economically advantaged legislators tend to hold views congruent with economically advantaged citizens, and these legislators may be better positioned to advance their preferred policies (Carnes &amp; Lupu 2023; Meltzer &amp; Richard 1981; Piketty 1995). Descriptive representation also shapes legislative responsiveness more broadly: legislators discriminate in constituent service </w:t>
-      </w:r>
-      <w:proofErr w:type="gramStart"/>
-      <w:r>
-        <w:t>on the basis of</w:t>
-      </w:r>
-      <w:proofErr w:type="gramEnd"/>
-      <w:r>
-        <w:t xml:space="preserve"> race (Butler &amp; </w:t>
-      </w:r>
-      <w:proofErr w:type="spellStart"/>
-      <w:r>
-        <w:t>Broockman</w:t>
-      </w:r>
-      <w:proofErr w:type="spellEnd"/>
-      <w:r>
-        <w:t xml:space="preserve"> 2011), and Black constituents consistently report feeling better represented — having a stronger say in government actions — when represented by Black legislators (Gleason &amp; Stout 2014). On the process side, descriptive representation alters whose concerns receive institutional attention. Bills supported by civil rights groups are more likely to receive committee markup when committees include more Black and Latino members (Minta 2011), and the election of Black women to Congress has facilitated the crystallization of interests that had previously lacked institutional articulation (Brown, Clark, Mahoney, &amp; Strawbridge 2023; Brown 2014). These process effects — in agenda-setting, issue prioritization, and deliberative framing — operate even when institutional constraints, party discipline, or gatekeeping mute direct policy change, suggesting that descriptive representation shapes the terms of legislative debate independent of its translation into policy outputs.</w:t>
-      </w:r>
-    </w:p>
-    <w:p>
-      <w:pPr>
-        <w:spacing w:line="360" w:lineRule="auto"/>
-        <w:ind w:firstLine="720"/>
-      </w:pPr>
-      <w:r>
-        <w:t xml:space="preserve">A third category of effects extends beyond policy and process to what might be termed symbolic and relational dimensions: the ways in which who governs shapes perceptions of institutional legitimacy, political trust, and civic inclusion. Black descriptive representation generates political empowerment and participation among Black citizens (Bobo &amp; Gilliam 1990; Clark 2019). Greater presence of working-class legislators is associated with increased trust in political institutions in Latin American contexts (Carnes &amp; Lupu 2023), and women's descriptive representation is linked to trust in democratic institutions among women (Clayton 2021). These effects — trust, engagement, perceived standing — are central to democratic functioning yet are neither automatic nor uniform. </w:t>
-      </w:r>
-      <w:r>
-        <w:lastRenderedPageBreak/>
-        <w:t>They interact with sedimented institutional cultures and norms, and they vary by context in ways that motivate closer attention to when and for whom descriptive representation matters most. It is to this variation that the theory now turns.</w:t>
+        <w:t>A third category of effects extends beyond policy and process to what might be termed symbolic and relational dimensions: the ways in which who governs shapes perceptions of institutional legitimacy, political trust, and civic inclusion. Black descriptive representation generates political empowerment and participation among Black citizens (Bobo &amp; Gilliam 1990; Clark 2019). Greater presence of working-class legislators is associated with increased trust in political institutions in Latin American contexts (Carnes &amp; Lupu 2023), and women's descriptive representation is linked to trust in democratic institutions among women (Clayton 2021). These effects — trust, engagement, perceived standing — are central to democratic functioning yet are neither automatic nor uniform. They interact with sedimented institutional cultures and norms, and they vary by context in ways that motivate closer attention to when and for whom descriptive representation matters most. It is to this variation that the theory now turns.</w:t>
       </w:r>
     </w:p>
     <w:p/>
@@ -4190,7 +4741,11 @@
         <w:t xml:space="preserve"> not all social categories merit scrutiny for congruence</w:t>
       </w:r>
       <w:r>
-        <w:t xml:space="preserve"> or indicate representational failure when absent. Moreover, characteristics that merit descriptive representation may not apply in all policymaking contexts</w:t>
+        <w:t xml:space="preserve"> or indicate representational failure when absent. Moreover, characteristics that merit descriptive </w:t>
+      </w:r>
+      <w:r>
+        <w:lastRenderedPageBreak/>
+        <w:t>representation may not apply in all policymaking contexts</w:t>
       </w:r>
       <w:r>
         <w:t xml:space="preserve">. </w:t>
@@ -4231,11 +4786,7 @@
       </w:r>
       <w:proofErr w:type="gramEnd"/>
       <w:r>
-        <w:t xml:space="preserve"> improving the quality of deliberation. Namely, in contexts of communicative distrust between dominant and subordinate groups, histories of dominance breed inattention from the powerful and distrust from the marginalized, such that non-descriptive representatives may be unable to serve as effective surrogates. Here, shared experience facilitates the vertical communication between representatives and constituents on which responsiveness depends. In contexts of uncrystallized interests – where issues are new to the political agenda and parties and candidates have not organized around them – descriptive representatives draw on shared experiences to navigate unpredictable issues through horizontal communication among legislators. Mansbridge also notes upstream causes of representational congruence. First, when a group’s “ability to rule” has been historically questioned, particularly through legal exclusion from voting or governing, the absence of group members from office reinforces the social meaning that such persons are unfit to rule; proportional presence disrupts that </w:t>
-      </w:r>
-      <w:r>
-        <w:lastRenderedPageBreak/>
-        <w:t>message, and Mansbridge argues this matters more for changing the psychology of dominant groups than for providing role models to subordinate ones. Finally, in contexts of low de facto legitimacy, seeing members of one’s group – for constituents – governing enhances the empirical legitimacy of the polity itself: the sense that one’s voice was present in deliberation, even if policy outcomes do not mirror their preferences or interests.</w:t>
+        <w:t xml:space="preserve"> improving the quality of deliberation. Namely, in contexts of communicative distrust between dominant and subordinate groups, histories of dominance breed inattention from the powerful and distrust from the marginalized, such that non-descriptive representatives may be unable to serve as effective surrogates. Here, shared experience facilitates the vertical communication between representatives and constituents on which responsiveness depends. In contexts of uncrystallized interests – where issues are new to the political agenda and parties and candidates have not organized around them – descriptive representatives draw on shared experiences to navigate unpredictable issues through horizontal communication among legislators. Mansbridge also notes upstream causes of representational congruence. First, when a group’s “ability to rule” has been historically questioned, particularly through legal exclusion from voting or governing, the absence of group members from office reinforces the social meaning that such persons are unfit to rule; proportional presence disrupts that message, and Mansbridge argues this matters more for changing the psychology of dominant groups than for providing role models to subordinate ones. Finally, in contexts of low de facto legitimacy, seeing members of one’s group – for constituents – governing enhances the empirical legitimacy of the polity itself: the sense that one’s voice was present in deliberation, even if policy outcomes do not mirror their preferences or interests.</w:t>
       </w:r>
     </w:p>
     <w:p>
@@ -4252,7 +4803,11 @@
       </w:r>
       <w:proofErr w:type="spellEnd"/>
       <w:r>
-        <w:t xml:space="preserve"> to their population share, whose members consider themselves unable to be adequately represented by non-group members, and where evidence indicates that dominant groups have historically made it difficult or impossible for the group to represent itself. Here, a history of legal exclusion from the vote is a particularly strong indicator, which scholars of racial </w:t>
+        <w:t xml:space="preserve"> to their population share, whose members consider themselves unable to be adequately represented by non-group members, and where evidence </w:t>
+      </w:r>
+      <w:r>
+        <w:lastRenderedPageBreak/>
+        <w:t xml:space="preserve">indicates that dominant groups have historically made it difficult or impossible for the group to represent itself. Here, a history of legal exclusion from the vote is a particularly strong indicator, which scholars of racial </w:t>
       </w:r>
       <w:r>
         <w:t>congruence have underscored (UNC, Brown). Similarly, scholars of gender politics have produced a burgeoning literature, and both have also supported Mansbridge’s position that descriptive representation helps to mollify comm</w:t>
@@ -4306,14 +4861,7 @@
         <w:rPr>
           <w:rFonts w:asciiTheme="minorHAnsi" w:hAnsiTheme="minorHAnsi"/>
         </w:rPr>
-        <w:t xml:space="preserve">Recent scholarship presses further, suggesting that the conditions Mansbridge identifies may be deeper and more structurally entrenched than her framework alone </w:t>
-      </w:r>
-      <w:r>
-        <w:rPr>
-          <w:rFonts w:asciiTheme="minorHAnsi" w:hAnsiTheme="minorHAnsi"/>
-        </w:rPr>
-        <w:lastRenderedPageBreak/>
-        <w:t xml:space="preserve">implies. Pottle (2025) introduces the concept of </w:t>
+        <w:t xml:space="preserve">Recent scholarship presses further, suggesting that the conditions Mansbridge identifies may be deeper and more structurally entrenched than her framework alone implies. Pottle (2025) introduces the concept of </w:t>
       </w:r>
       <w:r>
         <w:rPr>
@@ -4328,14 +4876,14 @@
         </w:rPr>
         <w:t xml:space="preserve"> to theorize the persistence of communicative distrust. Where Mansbridge describes communicative distrust as a product of historical dominance — a residue that shared experience can bridge — Pottle argues that the breakdown is not merely inherited but actively reproduced through electoral </w:t>
       </w:r>
-      <w:commentRangeStart w:id="13"/>
+      <w:commentRangeStart w:id="12"/>
       <w:r>
         <w:rPr>
           <w:rFonts w:asciiTheme="minorHAnsi" w:hAnsiTheme="minorHAnsi"/>
         </w:rPr>
         <w:t>incentives</w:t>
       </w:r>
-      <w:commentRangeEnd w:id="13"/>
+      <w:commentRangeEnd w:id="12"/>
       <w:r>
         <w:rPr>
           <w:rStyle w:val="CommentReference"/>
@@ -4343,13 +4891,20 @@
           <w:kern w:val="2"/>
           <w14:ligatures w14:val="standardContextual"/>
         </w:rPr>
-        <w:commentReference w:id="13"/>
+        <w:commentReference w:id="12"/>
       </w:r>
       <w:r>
         <w:rPr>
           <w:rFonts w:asciiTheme="minorHAnsi" w:hAnsiTheme="minorHAnsi"/>
         </w:rPr>
-        <w:t xml:space="preserve">. Legislators face structural pressure to anchor their messaging in the understandings of strategically valuable constituencies — moderate white voters, affluent donors — and the infrastructure of legislative responsiveness (constituent communications processing, meeting access, staff gatekeeping) grants these constituencies disproportionate epistemic authority. Groups constructed as uncredible within this economy of strategic value find their testimony filtered or discounted not because individual legislators are inattentive, but because the electoral connection itself incentivizes inattention. </w:t>
+        <w:t xml:space="preserve">. Legislators face structural pressure to anchor their messaging in the understandings of strategically valuable constituencies — moderate white voters, affluent donors — and the infrastructure of legislative responsiveness (constituent communications processing, meeting access, staff gatekeeping) grants these </w:t>
+      </w:r>
+      <w:r>
+        <w:rPr>
+          <w:rFonts w:asciiTheme="minorHAnsi" w:hAnsiTheme="minorHAnsi"/>
+        </w:rPr>
+        <w:lastRenderedPageBreak/>
+        <w:t xml:space="preserve">constituencies disproportionate epistemic authority. Groups constructed as uncredible within this economy of strategic value find their testimony filtered or discounted not because individual legislators are inattentive, but because the electoral connection itself incentivizes inattention. </w:t>
       </w:r>
     </w:p>
     <w:p>
@@ -4404,14 +4959,7 @@
         <w:rPr>
           <w:rFonts w:asciiTheme="minorHAnsi" w:hAnsiTheme="minorHAnsi"/>
         </w:rPr>
-        <w:t xml:space="preserve"> — the incentive for legislators to articulate problems and solutions in terms that cohere with high-value constituencies' existing understandings — gives policymakers no reason to adopt or legitimate the vocabularies through which those experiences are understood. The result is a form of epistemic exclusion that is structurally produced rather than merely </w:t>
-      </w:r>
-      <w:r>
-        <w:rPr>
-          <w:rFonts w:asciiTheme="minorHAnsi" w:hAnsiTheme="minorHAnsi"/>
-        </w:rPr>
-        <w:lastRenderedPageBreak/>
-        <w:t>incidental: a group's efforts to articulate or intervene with their knowledge are sidelined or denied because that knowledge was already outside the political mainstream.</w:t>
+        <w:t xml:space="preserve"> — the incentive for legislators to articulate problems and solutions in terms that cohere with high-value constituencies' existing understandings — gives policymakers no reason to adopt or legitimate the vocabularies through which those experiences are understood. The result is a form of epistemic exclusion that is structurally produced rather than merely incidental: a group's efforts to articulate or intervene with their knowledge are sidelined or denied because that knowledge was already outside the political mainstream.</w:t>
       </w:r>
     </w:p>
     <w:p>
@@ -4454,7 +5002,14 @@
         <w:rPr>
           <w:rFonts w:asciiTheme="minorHAnsi" w:hAnsiTheme="minorHAnsi"/>
         </w:rPr>
-        <w:t xml:space="preserve"> but whether it is seen as able to </w:t>
+        <w:t xml:space="preserve"> but </w:t>
+      </w:r>
+      <w:r>
+        <w:rPr>
+          <w:rFonts w:asciiTheme="minorHAnsi" w:hAnsiTheme="minorHAnsi"/>
+        </w:rPr>
+        <w:lastRenderedPageBreak/>
+        <w:t xml:space="preserve">whether it is seen as able to </w:t>
       </w:r>
       <w:r>
         <w:rPr>
@@ -4483,14 +5038,7 @@
         <w:rPr>
           <w:rFonts w:asciiTheme="minorHAnsi" w:hAnsiTheme="minorHAnsi"/>
         </w:rPr>
-        <w:t xml:space="preserve">Taken together, these theoretical developments sharpen the conditions under which descriptive representation is most analytically consequential. If subordinate groups' interests are merely uncrystallized — awaiting articulation on a gradually expanding political agenda — then descriptive representation is instrumentally useful: it brings new information and perspectives into deliberation. But if those interests are hermeneutically suppressed, and if the groups that hold them face testimonial injustice within the structures of legislative responsiveness, then the absence of descriptive representation is not merely an informational loss. It is an active form of epistemic exclusion that reproduces the conditions of its own perpetuation — a feedback loop in which the political knowledge of marginalized communities is excluded from elite discourse, that exclusion shapes what counts as "common sense" in policymaking, and those distorted common-sense understandings further justify the marginalization of the excluded group's knowledge. Descriptive representation is most critical, then, for groups whose voices are </w:t>
-      </w:r>
-      <w:r>
-        <w:rPr>
-          <w:rFonts w:asciiTheme="minorHAnsi" w:hAnsiTheme="minorHAnsi"/>
-        </w:rPr>
-        <w:lastRenderedPageBreak/>
-        <w:t>filtered, discounted, or systematically absent in ordinary democratic practice — groups whose absence from political institutions is itself an indicator of representational distortion, and for whom inclusion carries implications not only for policy outcomes but for the epistemic terms on which democratic judgment is formed: whose experiences are heard, whose claims are treated as politically relevant, and whose vocabulary is politically intelligible.</w:t>
+        <w:t>Taken together, these theoretical developments sharpen the conditions under which descriptive representation is most analytically consequential. If subordinate groups' interests are merely uncrystallized — awaiting articulation on a gradually expanding political agenda — then descriptive representation is instrumentally useful: it brings new information and perspectives into deliberation. But if those interests are hermeneutically suppressed, and if the groups that hold them face testimonial injustice within the structures of legislative responsiveness, then the absence of descriptive representation is not merely an informational loss. It is an active form of epistemic exclusion that reproduces the conditions of its own perpetuation — a feedback loop in which the political knowledge of marginalized communities is excluded from elite discourse, that exclusion shapes what counts as "common sense" in policymaking, and those distorted common-sense understandings further justify the marginalization of the excluded group's knowledge. Descriptive representation is most critical, then, for groups whose voices are filtered, discounted, or systematically absent in ordinary democratic practice — groups whose absence from political institutions is itself an indicator of representational distortion, and for whom inclusion carries implications not only for policy outcomes but for the epistemic terms on which democratic judgment is formed: whose experiences are heard, whose claims are treated as politically relevant, and whose vocabulary is politically intelligible.</w:t>
       </w:r>
     </w:p>
     <w:p>
@@ -4521,6 +5069,7 @@
         <w:ind w:firstLine="720"/>
       </w:pPr>
       <w:r>
+        <w:lastRenderedPageBreak/>
         <w:t>Carnes and Lupu (2024) call for heightened attention to descriptive representation across various categories</w:t>
       </w:r>
       <w:r>
@@ -4539,11 +5088,11 @@
         <w:t xml:space="preserve"> </w:t>
       </w:r>
       <w:r>
-        <w:t xml:space="preserve">These effects are not confined to those formally incarcerated. The political science, sociological, and economic literatures on collateral consequences document how </w:t>
+        <w:t xml:space="preserve">These effects are not confined to those formally incarcerated. The political science, sociological, and economic literatures on collateral consequences document how incarceration reverberates through intimate partners, children, and communities—depressing wealth accumulation, destabilizing housing, disrupting education, eroding health, and weakening social ties (Wakefield &amp; Wildeman 2013; Wildeman &amp; Lee 2021; Brew, Alani, &amp; Wildeman 2022). Nearly one in four Black children will experience parental incarceration before adolescence; millions of women experience incarceration indirectly through partners or sons; and entire neighborhoods cycle residents through surveillance and confinement. Even victims of crime are governed primarily through punitive institutions </w:t>
       </w:r>
       <w:r>
         <w:lastRenderedPageBreak/>
-        <w:t>incarceration reverberates through intimate partners, children, and communities—depressing wealth accumulation, destabilizing housing, disrupting education, eroding health, and weakening social ties (Wakefield &amp; Wildeman 2013; Wildeman &amp; Lee 2021; Brew, Alani, &amp; Wildeman 2022). Nearly one in four Black children will experience parental incarceration before adolescence; millions of women experience incarceration indirectly through partners or sons; and entire neighborhoods cycle residents through surveillance and confinement. Even victims of crime are governed primarily through punitive institutions and encounter the state through carceral channels, placing them within the same governing architecture.</w:t>
+        <w:t>and encounter the state through carceral channels, placing them within the same governing architecture.</w:t>
       </w:r>
     </w:p>
     <w:p/>
@@ -4600,29 +5149,29 @@
         <w:t>Moreover, t</w:t>
       </w:r>
       <w:r>
-        <w:t xml:space="preserve">he effects of the carceral state are not evenly distributed across the population but are highly concentrated by race, class, age, and place, rendering carceral citizenship a structurally bounded constituency rather than a diffuse condition. Race, age, and class are all highly predictive of being subject to aggressive surveillance and punishment, with Black and Latino Americans—especially young men—vastly more likely to experience policing, arrest, detention, incarceration, and supervision (Gelman, Fagan, and Kiss 2007; Baumgartner, Epp, and Shoub 2018; Davenport, Soule, and Armstrong 2011). More than one quarter of Black men from prison-boom cohorts have been incarcerated, and among Black male high school dropouts born after the mid-1970s, nearly 68 percent have been imprisoned (Western and Pettit 2010). Nearly one in four Black children will experience parental incarceration before age fourteen (Wildeman 2009), and 44 percent of Black women report having an immediate family member incarcerated, compared to 12 percent of white women (Lee et al. 2015). These patterns are layered onto existing class stratification: the nearly two million people incarcerated in the United States are almost uniformly working class and disproportionately Black or Latino/a—groups already least represented in state and federal government (Carnes 2013, 2015, 2018). The “punitive turn” (Wacquant 2009) and mass incarceration thus do not merely reflect </w:t>
+        <w:t>he effects of the carceral state are not evenly distributed across the population but are highly concentrated by race, class, age, and place, rendering carceral citizenship a structurally bounded constituency rather than a diffuse condition. Race, age, and class are all highly predictive of being subject to aggressive surveillance and punishment, with Black and Latino Americans—especially young men—vastly more likely to experience policing, arrest, detention, incarceration, and supervision (Gelman, Fagan, and Kiss 2007; Baumgartner, Epp, and Shoub 2018; Davenport, Soule, and Armstrong 2011). More than one quarter of Black men from prison-boom cohorts have been incarcerated, and among Black male high school dropouts born after the mid-1970s, nearly 68 percent have been imprisoned (Western and Pettit 2010). Nearly one in four Black children will experience parental incarceration before age fourteen (Wildeman 2009), and 44 percent of Black women report having an immediate family member incarcerated, compared to 12 percent of white women (Lee et al. 2015). These patterns are layered onto existing class stratification: the nearly two million people incarcerated in the United States are almost uniformly working class and disproportionately Black or Latino/a—groups already least represented in state and federal government (Carnes 2013, 2015, 2018). The “punitive turn” (Wacquant 2009) and mass incarceration thus do not merely reflect preexisting inequality—they compound and institutionalize it. Because incarceration and supervision are spatially clustered, these harms are collective and place-based: the collateral damage to African American communities cannot be captured by aggregating individual effects (Roberts 2004), as neighborhoods saturated by imprisonment</w:t>
+      </w:r>
+      <w:r>
+        <w:t xml:space="preserve"> may</w:t>
+      </w:r>
+      <w:r>
+        <w:t xml:space="preserve"> lose political </w:t>
+      </w:r>
+      <w:r>
+        <w:t>power</w:t>
+      </w:r>
+      <w:r>
+        <w:t xml:space="preserve">, economic stability, and social capital. </w:t>
+      </w:r>
+      <w:r>
+        <w:t xml:space="preserve">Moreover, these disparities reflect </w:t>
+      </w:r>
+      <w:r>
+        <w:t xml:space="preserve">a broader racialized political culture in which crime coverage privileges white victims and penalizes Black Americans (Dixon and Linz 2000a; Bjornstrom et al. 2011), juries seek </w:t>
       </w:r>
       <w:r>
         <w:lastRenderedPageBreak/>
-        <w:t>preexisting inequality—they compound and institutionalize it. Because incarceration and supervision are spatially clustered, these harms are collective and place-based: the collateral damage to African American communities cannot be captured by aggregating individual effects (Roberts 2004), as neighborhoods saturated by imprisonment</w:t>
-      </w:r>
-      <w:r>
-        <w:t xml:space="preserve"> may</w:t>
-      </w:r>
-      <w:r>
-        <w:t xml:space="preserve"> lose political </w:t>
-      </w:r>
-      <w:r>
-        <w:t>power</w:t>
-      </w:r>
-      <w:r>
-        <w:t xml:space="preserve">, economic stability, and social capital. </w:t>
-      </w:r>
-      <w:r>
-        <w:t xml:space="preserve">Moreover, these disparities reflect </w:t>
-      </w:r>
-      <w:r>
-        <w:t>a broader racialized political culture in which crime coverage privileges white victims and penalizes Black Americans (Dixon and Linz 2000a; Bjornstrom et al. 2011), juries seek mitigating information for white but not Black defendants (Levinson 2007), Black defendants are assumed more culpable and sentenced more harshly (</w:t>
+        <w:t>mitigating information for white but not Black defendants (Levinson 2007), Black defendants are assumed more culpable and sentenced more harshly (</w:t>
       </w:r>
       <w:proofErr w:type="spellStart"/>
       <w:r>
@@ -4694,11 +5243,11 @@
       </w:r>
       <w:proofErr w:type="spellEnd"/>
       <w:r>
-        <w:t xml:space="preserve">, Willen, &amp; Larson 2024). Scholars have demonstrated that these disenfranchisement policies disproportionately target Black political power (Hinton &amp; Cook 2021) and function as a component of mass incarceration's broader distortion of American democracy and racialized social control (Beckett &amp; Western 2001; Simon 2007; Wacquant 2010). Even where the law formally </w:t>
+        <w:t xml:space="preserve">, Willen, &amp; Larson 2024). Scholars have demonstrated that these disenfranchisement policies disproportionately target Black political power (Hinton &amp; Cook 2021) and function as a component of mass incarceration's broader distortion of American democracy and racialized social control (Beckett &amp; Western 2001; Simon 2007; Wacquant 2010). Even where the law formally permits participation, the state frequently fails to make participation possible: in September 2024, California's governor vetoed legislation aimed at ending the de facto disenfranchisement of eligible incarcerated voters, who lack any meaningful or systematized means of casting a counted ballot from jail. These Californians comprised the largest share of an estimated 500,000 people nationally who were unconstitutionally kept from participating in the subsequent elections (Wang 2024). Beyond the ballot, prisons and jails impose direct restrictions on the capacities that democratic participation </w:t>
       </w:r>
       <w:r>
         <w:lastRenderedPageBreak/>
-        <w:t>permits participation, the state frequently fails to make participation possible: in September 2024, California's governor vetoed legislation aimed at ending the de facto disenfranchisement of eligible incarcerated voters, who lack any meaningful or systematized means of casting a counted ballot from jail. These Californians comprised the largest share of an estimated 500,000 people nationally who were unconstitutionally kept from participating in the subsequent elections (Wang 2024). Beyond the ballot, prisons and jails impose direct restrictions on the capacities that democratic participation requires — constraining movement, speech, association, and communication through censored mail, restricted phone access, and exclusion from public or legislative forums. These are not incidental features of incarceration; they are constitutive of institutions that, as Lerman and Weaver (2014) argue, have "broken significantly with the fundamental norms that define democratic institutions" by restricting citizen voice, undermining equality, and insulating state actors from accountability.</w:t>
+        <w:t>requires — constraining movement, speech, association, and communication through censored mail, restricted phone access, and exclusion from public or legislative forums. These are not incidental features of incarceration; they are constitutive of institutions that, as Lerman and Weaver (2014) argue, have "broken significantly with the fundamental norms that define democratic institutions" by restricting citizen voice, undermining equality, and insulating state actors from accountability.</w:t>
       </w:r>
     </w:p>
     <w:p>
@@ -4779,11 +5328,7 @@
         <w:t>Like others</w:t>
       </w:r>
       <w:r>
-        <w:t xml:space="preserve">, these effects are not confined to those who are or have been incarcerated. They extend to families, social networks, and communities disproportionately targeted by policing and surveillance, where incarceration weakens social ties, collective efficacy, and </w:t>
-      </w:r>
-      <w:r>
-        <w:lastRenderedPageBreak/>
-        <w:t>organizational capacity (White 2019; Burch 2013; Clear 2009)</w:t>
+        <w:t>, these effects are not confined to those who are or have been incarcerated. They extend to families, social networks, and communities disproportionately targeted by policing and surveillance, where incarceration weakens social ties, collective efficacy, and organizational capacity (White 2019; Burch 2013; Clear 2009)</w:t>
       </w:r>
       <w:r>
         <w:t xml:space="preserve"> – although scholarship increasingly highlights that proximal or community contact or targeting can generate mobilization (</w:t>
@@ -4812,6 +5357,7 @@
         <w:ind w:firstLine="720"/>
       </w:pPr>
       <w:r>
+        <w:lastRenderedPageBreak/>
         <w:t>This combination of formal exclusion, negative policy feedback, and spatially concentrated political suppression maps directly onto the conditions under which descriptive representation is most consequential. Carceral citizens satisfy each of Mansbridge's criteria: they are proportionally underrepresented relative to their population share; they face historical and ongoing legal exclusion from voting and self-governance; and dominant groups have actively made it difficult for them to represent themselves.</w:t>
       </w:r>
     </w:p>
@@ -4876,7 +5422,6 @@
           <w:b/>
           <w:bCs/>
         </w:rPr>
-        <w:lastRenderedPageBreak/>
         <w:t>Transitioning to Expectations</w:t>
       </w:r>
     </w:p>
@@ -4898,7 +5443,11 @@
         <w:t>y</w:t>
       </w:r>
       <w:r>
-        <w:t xml:space="preserve">. The interests of people impacted by incarceration are not uncrystallized in the sense that no one has thought about them or that they await a political entrepreneur to bring them to the agenda. Communities facing sustained contact with the carceral state have developed rich, internally coherent political knowledge — articulated understandings of state power, shared vocabularies for making sense of punishment and citizenship, what Weaver, Prowse, and Piston (2020) describe as theories of the state "from below." But this knowledge is not granted standing in elite political discourse. It appears uncrystallized because the resonance imperative — the structural incentive for legislators to articulate problems and solutions in terms that cohere with strategically valuable constituencies' existing understandings — gives policymakers no reason to adopt or legitimate the vocabularies through which carceral experiences are understood. Incarcerated people, who cannot vote, face barriers to other forms of political expression, and are racially stigmatized, sit at the bottom of what Pottle (2025) calls the hermeneutic economy of legislative communication. Their knowledge </w:t>
+        <w:t xml:space="preserve">. The interests of people impacted by incarceration are not uncrystallized in the sense that no one has thought about them or that they await a political entrepreneur to bring them to the agenda. Communities facing sustained contact with the carceral state have developed rich, internally coherent political </w:t>
+      </w:r>
+      <w:r>
+        <w:lastRenderedPageBreak/>
+        <w:t xml:space="preserve">knowledge — articulated understandings of state power, shared vocabularies for making sense of punishment and citizenship, what Weaver, Prowse, and Piston (2020) describe as theories of the state "from below." But this knowledge is not granted standing in elite political discourse. It appears uncrystallized because the resonance imperative — the structural incentive for legislators to articulate problems and solutions in terms that cohere with strategically valuable constituencies' existing understandings — gives policymakers no reason to adopt or legitimate the vocabularies through which carceral experiences are understood. Incarcerated people, who cannot vote, face barriers to other forms of political expression, and are racially stigmatized, sit at the bottom of what Pottle (2025) calls the hermeneutic economy of legislative communication. Their knowledge </w:t>
       </w:r>
       <w:r>
         <w:t>may be</w:t>
@@ -4913,23 +5462,23 @@
         <w:ind w:firstLine="720"/>
       </w:pPr>
       <w:r>
-        <w:t xml:space="preserve">The testimonial dimension compounds this exclusion. Carceral citizens are not merely absent from political discourse; they are actively constructed as uncredible within it. The same social constructions that mark incarcerated people as undeserving of policy </w:t>
+        <w:t xml:space="preserve">The testimonial dimension compounds this exclusion. Carceral citizens are not merely absent from political discourse; they are actively constructed as uncredible within it. The same social constructions that mark incarcerated people as undeserving of policy generosity </w:t>
+      </w:r>
+      <w:r>
+        <w:t xml:space="preserve">may </w:t>
+      </w:r>
+      <w:r>
+        <w:t xml:space="preserve">also mark them as untrustworthy narrators of their own political experience — their testimony about conditions of confinement, about the effects of punishment on families and communities, about what justice requires, is filtered through credibility judgments shaped by the political vocabulary that constructs them as dangerous, deviant, or dishonest. Within the infrastructure of legislative responsiveness, their communications </w:t>
+      </w:r>
+      <w:r>
+        <w:t>may not</w:t>
+      </w:r>
+      <w:r>
+        <w:t xml:space="preserve"> receive the same epistemic weight as those of strategically valuable </w:t>
       </w:r>
       <w:r>
         <w:lastRenderedPageBreak/>
-        <w:t xml:space="preserve">generosity </w:t>
-      </w:r>
-      <w:r>
-        <w:t xml:space="preserve">may </w:t>
-      </w:r>
-      <w:r>
-        <w:t xml:space="preserve">also mark them as untrustworthy narrators of their own political experience — their testimony about conditions of confinement, about the effects of punishment on families and communities, about what justice requires, is filtered through credibility judgments shaped by the political vocabulary that constructs them as dangerous, deviant, or dishonest. Within the infrastructure of legislative responsiveness, their communications </w:t>
-      </w:r>
-      <w:r>
-        <w:t>may not</w:t>
-      </w:r>
-      <w:r>
-        <w:t xml:space="preserve"> receive the same epistemic weight as those of strategically valuable constituencies. </w:t>
+        <w:t xml:space="preserve">constituencies. </w:t>
       </w:r>
       <w:r>
         <w:t xml:space="preserve">Moreover, </w:t>
@@ -5015,6 +5564,7 @@
     </w:p>
     <w:p>
       <w:r>
+        <w:lastRenderedPageBreak/>
         <w:t xml:space="preserve"> restrict political voice, undermine equality, and insulate state actors from accountability. </w:t>
       </w:r>
     </w:p>
@@ -5098,22 +5648,16 @@
         <w:rPr>
           <w:rFonts w:asciiTheme="minorHAnsi" w:hAnsiTheme="minorHAnsi"/>
         </w:rPr>
-        <w:t xml:space="preserve">Critically, Pottle demonstrates that descriptive representatives are not immune: legislators of color may face even greater pressure toward deracialization and distancing </w:t>
-      </w:r>
-      <w:r>
-        <w:rPr>
-          <w:rFonts w:asciiTheme="minorHAnsi" w:hAnsiTheme="minorHAnsi"/>
-        </w:rPr>
+        <w:t>Critically, Pottle demonstrates that descriptive representatives are not immune: legislators of color may face even greater pressure toward deracialization and distancing from stigmatized communities, such that descriptive congruence does not straightforwardly translate into discursive recognition. The communicative distrust Mansbridge identifies is, in this view, not only historical but structurally incentivized — and descriptive presence, while necessary, is not sufficient to overcome it.</w:t>
+      </w:r>
+    </w:p>
+    <w:p/>
+    <w:p>
+      <w:pPr>
+        <w:pStyle w:val="Heading2"/>
+      </w:pPr>
+      <w:r>
         <w:lastRenderedPageBreak/>
-        <w:t>from stigmatized communities, such that descriptive congruence does not straightforwardly translate into discursive recognition. The communicative distrust Mansbridge identifies is, in this view, not only historical but structurally incentivized — and descriptive presence, while necessary, is not sufficient to overcome it.</w:t>
-      </w:r>
-    </w:p>
-    <w:p/>
-    <w:p>
-      <w:pPr>
-        <w:pStyle w:val="Heading2"/>
-      </w:pPr>
-      <w:r>
         <w:t>Heade</w:t>
       </w:r>
       <w:r>
@@ -5129,8 +5673,8 @@
         </w:rPr>
         <w:t xml:space="preserve">Paragraph trying to get this to start with descriptive </w:t>
       </w:r>
+      <w:commentRangeStart w:id="13"/>
       <w:commentRangeStart w:id="14"/>
-      <w:commentRangeStart w:id="15"/>
       <w:r>
         <w:rPr>
           <w:b/>
@@ -5138,19 +5682,19 @@
         </w:rPr>
         <w:t>representation</w:t>
       </w:r>
+      <w:commentRangeEnd w:id="13"/>
+      <w:r>
+        <w:rPr>
+          <w:rStyle w:val="CommentReference"/>
+        </w:rPr>
+        <w:commentReference w:id="13"/>
+      </w:r>
       <w:commentRangeEnd w:id="14"/>
       <w:r>
         <w:rPr>
           <w:rStyle w:val="CommentReference"/>
         </w:rPr>
         <w:commentReference w:id="14"/>
-      </w:r>
-      <w:commentRangeEnd w:id="15"/>
-      <w:r>
-        <w:rPr>
-          <w:rStyle w:val="CommentReference"/>
-        </w:rPr>
-        <w:commentReference w:id="15"/>
       </w:r>
       <w:r>
         <w:rPr>
@@ -5406,7 +5950,6 @@
         <w:rPr>
           <w:rFonts w:ascii="Times New Roman" w:hAnsi="Times New Roman" w:cs="Times New Roman"/>
         </w:rPr>
-        <w:lastRenderedPageBreak/>
         <w:t xml:space="preserve">Mansbridge argues that descriptive representation is particularly important under conditions of historical exclusion and unequal political voice (Mansbridge 1999 contingent defense. Descriptive rep should be response to structural inequality - </w:t>
       </w:r>
       <w:proofErr w:type="spellStart"/>
@@ -5474,6 +6017,7 @@
         <w:rPr>
           <w:rFonts w:ascii="Times New Roman" w:hAnsi="Times New Roman" w:cs="Times New Roman"/>
         </w:rPr>
+        <w:lastRenderedPageBreak/>
         <w:t>Shared experiential identity may shape policy responsiveness</w:t>
       </w:r>
     </w:p>
@@ -5784,21 +6328,21 @@
           <w:bCs/>
         </w:rPr>
       </w:pPr>
+      <w:commentRangeStart w:id="15"/>
       <w:commentRangeStart w:id="16"/>
-      <w:commentRangeStart w:id="17"/>
+      <w:commentRangeEnd w:id="15"/>
+      <w:r>
+        <w:rPr>
+          <w:rStyle w:val="CommentReference"/>
+        </w:rPr>
+        <w:commentReference w:id="15"/>
+      </w:r>
       <w:commentRangeEnd w:id="16"/>
       <w:r>
         <w:rPr>
           <w:rStyle w:val="CommentReference"/>
         </w:rPr>
         <w:commentReference w:id="16"/>
-      </w:r>
-      <w:commentRangeEnd w:id="17"/>
-      <w:r>
-        <w:rPr>
-          <w:rStyle w:val="CommentReference"/>
-        </w:rPr>
-        <w:commentReference w:id="17"/>
       </w:r>
       <w:r>
         <w:rPr>
@@ -5843,7 +6387,6 @@
         </w:numPr>
       </w:pPr>
       <w:r>
-        <w:lastRenderedPageBreak/>
         <w:t>Also reasons we should not expect many folks with convictions</w:t>
       </w:r>
     </w:p>
@@ -5880,16 +6423,16 @@
       <w:r>
         <w:t xml:space="preserve">Moreover, </w:t>
       </w:r>
-      <w:commentRangeStart w:id="18"/>
+      <w:commentRangeStart w:id="17"/>
       <w:r>
         <w:t>Kristina Miler () shows that in Congress, “surrogate” representation for poor constituencies</w:t>
       </w:r>
-      <w:commentRangeEnd w:id="18"/>
+      <w:commentRangeEnd w:id="17"/>
       <w:r>
         <w:rPr>
           <w:rStyle w:val="CommentReference"/>
         </w:rPr>
-        <w:commentReference w:id="18"/>
+        <w:commentReference w:id="17"/>
       </w:r>
     </w:p>
     <w:p>
@@ -5919,11 +6462,12 @@
       <w:pPr>
         <w:pStyle w:val="Heading2"/>
       </w:pPr>
-      <w:bookmarkStart w:id="19" w:name="_Toc220591736"/>
-      <w:r>
+      <w:bookmarkStart w:id="18" w:name="_Toc220591736"/>
+      <w:r>
+        <w:lastRenderedPageBreak/>
         <w:t>Section Header, Maybe Representation Beyond Responsiveness</w:t>
       </w:r>
-      <w:bookmarkEnd w:id="19"/>
+      <w:bookmarkEnd w:id="18"/>
     </w:p>
     <w:p>
       <w:pPr>
@@ -5986,42 +6530,42 @@
       <w:pPr>
         <w:pStyle w:val="Heading2"/>
       </w:pPr>
-      <w:bookmarkStart w:id="20" w:name="_Toc220591737"/>
+      <w:bookmarkStart w:id="19" w:name="_Toc220591737"/>
       <w:r>
         <w:t>Section Header, What We Know about Symbolic Representation</w:t>
       </w:r>
+      <w:bookmarkEnd w:id="19"/>
+    </w:p>
+    <w:p>
+      <w:pPr>
+        <w:jc w:val="both"/>
+      </w:pPr>
+    </w:p>
+    <w:p>
+      <w:pPr>
+        <w:pStyle w:val="Heading1"/>
+      </w:pPr>
+      <w:bookmarkStart w:id="20" w:name="_Toc220591738"/>
+      <w:r>
+        <w:t xml:space="preserve">III. </w:t>
+      </w:r>
+      <w:r>
+        <w:t>Test 1</w:t>
+      </w:r>
+      <w:r>
+        <w:t>: CJ-Impacted vs. Weird Publics and Criminal Legal Policy Preferences</w:t>
+      </w:r>
       <w:bookmarkEnd w:id="20"/>
     </w:p>
     <w:p>
       <w:pPr>
-        <w:jc w:val="both"/>
-      </w:pPr>
-    </w:p>
-    <w:p>
-      <w:pPr>
-        <w:pStyle w:val="Heading1"/>
-      </w:pPr>
-      <w:bookmarkStart w:id="21" w:name="_Toc220591738"/>
-      <w:r>
-        <w:t xml:space="preserve">III. </w:t>
-      </w:r>
-      <w:r>
-        <w:t>Test 1</w:t>
-      </w:r>
-      <w:r>
-        <w:t>: CJ-Impacted vs. Weird Publics and Criminal Legal Policy Preferences</w:t>
+        <w:pStyle w:val="Heading2"/>
+      </w:pPr>
+      <w:bookmarkStart w:id="21" w:name="_Toc220591739"/>
+      <w:r>
+        <w:t>3.1 (Theory) Policy Feedback, Experience, and Political Reasoning</w:t>
       </w:r>
       <w:bookmarkEnd w:id="21"/>
-    </w:p>
-    <w:p>
-      <w:pPr>
-        <w:pStyle w:val="Heading2"/>
-      </w:pPr>
-      <w:bookmarkStart w:id="22" w:name="_Toc220591739"/>
-      <w:r>
-        <w:t>3.1 (Theory) Policy Feedback, Experience, and Political Reasoning</w:t>
-      </w:r>
-      <w:bookmarkEnd w:id="22"/>
       <w:r>
         <w:t xml:space="preserve"> </w:t>
       </w:r>
@@ -6075,7 +6619,6 @@
         </w:numPr>
       </w:pPr>
       <w:r>
-        <w:lastRenderedPageBreak/>
         <w:t>Deservingness</w:t>
       </w:r>
       <w:r>
@@ -6086,11 +6629,11 @@
       <w:pPr>
         <w:pStyle w:val="Heading2"/>
       </w:pPr>
-      <w:bookmarkStart w:id="23" w:name="_Toc220591740"/>
+      <w:bookmarkStart w:id="22" w:name="_Toc220591740"/>
       <w:r>
         <w:t>3.2 (Theory) Experience as Political Knowledge</w:t>
       </w:r>
-      <w:bookmarkEnd w:id="23"/>
+      <w:bookmarkEnd w:id="22"/>
       <w:r>
         <w:t xml:space="preserve"> </w:t>
       </w:r>
@@ -6147,50 +6690,51 @@
       <w:pPr>
         <w:pStyle w:val="Heading2"/>
       </w:pPr>
-      <w:bookmarkStart w:id="24" w:name="_Toc220591741"/>
-      <w:r>
+      <w:bookmarkStart w:id="23" w:name="_Toc220591741"/>
+      <w:r>
+        <w:lastRenderedPageBreak/>
         <w:t>3.3 (Hypotheses/Expectations)</w:t>
       </w:r>
+      <w:bookmarkEnd w:id="23"/>
+    </w:p>
+    <w:p>
+      <w:pPr>
+        <w:pStyle w:val="Heading2"/>
+      </w:pPr>
+      <w:bookmarkStart w:id="24" w:name="_Toc220591742"/>
+      <w:r>
+        <w:t>3..4 (Data</w:t>
+      </w:r>
+      <w:r>
+        <w:t>/Design)</w:t>
+      </w:r>
       <w:bookmarkEnd w:id="24"/>
     </w:p>
     <w:p>
       <w:pPr>
+        <w:pStyle w:val="Heading1"/>
+      </w:pPr>
+      <w:bookmarkStart w:id="25" w:name="_Toc220591743"/>
+      <w:r>
+        <w:t xml:space="preserve">IV. </w:t>
+      </w:r>
+      <w:r>
+        <w:t>Test 2</w:t>
+      </w:r>
+      <w:r>
+        <w:t>: Descriptive and Substantive Representation of Carceral Constituencies</w:t>
+      </w:r>
+      <w:bookmarkEnd w:id="25"/>
+    </w:p>
+    <w:p>
+      <w:pPr>
         <w:pStyle w:val="Heading2"/>
       </w:pPr>
-      <w:bookmarkStart w:id="25" w:name="_Toc220591742"/>
-      <w:r>
-        <w:t>3..4 (Data</w:t>
-      </w:r>
-      <w:r>
-        <w:t>/Design)</w:t>
-      </w:r>
-      <w:bookmarkEnd w:id="25"/>
-    </w:p>
-    <w:p>
-      <w:pPr>
-        <w:pStyle w:val="Heading1"/>
-      </w:pPr>
-      <w:bookmarkStart w:id="26" w:name="_Toc220591743"/>
-      <w:r>
-        <w:t xml:space="preserve">IV. </w:t>
-      </w:r>
-      <w:r>
-        <w:t>Test 2</w:t>
-      </w:r>
-      <w:r>
-        <w:t>: Descriptive and Substantive Representation of Carceral Constituencies</w:t>
+      <w:bookmarkStart w:id="26" w:name="_Toc220591744"/>
+      <w:r>
+        <w:t>4.1 (Theory) Do We Care Who Our Legislators Are?</w:t>
       </w:r>
       <w:bookmarkEnd w:id="26"/>
-    </w:p>
-    <w:p>
-      <w:pPr>
-        <w:pStyle w:val="Heading2"/>
-      </w:pPr>
-      <w:bookmarkStart w:id="27" w:name="_Toc220591744"/>
-      <w:r>
-        <w:t>4.1 (Theory) Do We Care Who Our Legislators Are?</w:t>
-      </w:r>
-      <w:bookmarkEnd w:id="27"/>
     </w:p>
     <w:p>
       <w:pPr>
@@ -6256,11 +6800,11 @@
       <w:pPr>
         <w:pStyle w:val="Heading2"/>
       </w:pPr>
-      <w:bookmarkStart w:id="28" w:name="_Toc220591745"/>
+      <w:bookmarkStart w:id="27" w:name="_Toc220591745"/>
       <w:r>
         <w:t>4.2 (Theory) Expectations About Experience</w:t>
       </w:r>
-      <w:bookmarkEnd w:id="28"/>
+      <w:bookmarkEnd w:id="27"/>
     </w:p>
     <w:p>
       <w:pPr>
@@ -6359,7 +6903,6 @@
         </w:numPr>
       </w:pPr>
       <w:r>
-        <w:lastRenderedPageBreak/>
         <w:t>Thus, assuming we’ve just seen that people who are proximally impacted think more like people who’ve been down than weirdos, these folks become important.</w:t>
       </w:r>
     </w:p>
@@ -6395,6 +6938,7 @@
         <w:ind w:left="720"/>
       </w:pPr>
       <w:r>
+        <w:lastRenderedPageBreak/>
         <w:t>[^something better, -&gt; smoother transition]</w:t>
       </w:r>
     </w:p>
@@ -6447,12 +6991,19 @@
       <w:r>
         <w:t xml:space="preserve"> are overwhelmingly wealthier and more likely to come from white-collar professions than the populations they represent – legislators from working-class backgrounds are especially unrepresented given their relative share of the labor force (Carnes). While early scholarship on descriptive representation noted linear relationships between district demographics and minority representation, more recent work shows that these relationships are conditional and often constrained by institutional and political dynamics including “racial threat,” party gatekeeping, and limits on majority minority districting (Shah, Clark, …). Often attributed to [nod to structural?], demographic change alone in the US does not produce proportional descriptive representation. This is particularly so in state legislatures, where policies domains - like that of the carceral state – which disproportionately affect marginalized communities are </w:t>
       </w:r>
+      <w:commentRangeStart w:id="28"/>
       <w:commentRangeStart w:id="29"/>
       <w:commentRangeStart w:id="30"/>
-      <w:commentRangeStart w:id="31"/>
       <w:r>
         <w:t>governed</w:t>
       </w:r>
+      <w:commentRangeEnd w:id="28"/>
+      <w:r>
+        <w:rPr>
+          <w:rStyle w:val="CommentReference"/>
+        </w:rPr>
+        <w:commentReference w:id="28"/>
+      </w:r>
       <w:commentRangeEnd w:id="29"/>
       <w:r>
         <w:rPr>
@@ -6466,13 +7017,6 @@
           <w:rStyle w:val="CommentReference"/>
         </w:rPr>
         <w:commentReference w:id="30"/>
-      </w:r>
-      <w:commentRangeEnd w:id="31"/>
-      <w:r>
-        <w:rPr>
-          <w:rStyle w:val="CommentReference"/>
-        </w:rPr>
-        <w:commentReference w:id="31"/>
       </w:r>
       <w:r>
         <w:t xml:space="preserve">. </w:t>
@@ -6487,7 +7031,6 @@
           <w:b/>
           <w:bCs/>
         </w:rPr>
-        <w:lastRenderedPageBreak/>
         <w:t xml:space="preserve">Paragraph </w:t>
       </w:r>
       <w:proofErr w:type="gramStart"/>
@@ -6542,6 +7085,7 @@
       </w:pPr>
       <w:proofErr w:type="spellStart"/>
       <w:r>
+        <w:lastRenderedPageBreak/>
         <w:t>Broockman</w:t>
       </w:r>
       <w:proofErr w:type="spellEnd"/>
@@ -6612,22 +7156,22 @@
       <w:pPr>
         <w:pStyle w:val="Heading2"/>
       </w:pPr>
-      <w:bookmarkStart w:id="32" w:name="_Toc220591746"/>
+      <w:bookmarkStart w:id="31" w:name="_Toc220591746"/>
       <w:r>
         <w:t>4.3 (Hypotheses/Expectations)</w:t>
       </w:r>
+      <w:bookmarkEnd w:id="31"/>
+    </w:p>
+    <w:p/>
+    <w:p>
+      <w:pPr>
+        <w:pStyle w:val="Heading2"/>
+      </w:pPr>
+      <w:bookmarkStart w:id="32" w:name="_Toc220591747"/>
+      <w:r>
+        <w:t>4.4 (Data/Design)</w:t>
+      </w:r>
       <w:bookmarkEnd w:id="32"/>
-    </w:p>
-    <w:p/>
-    <w:p>
-      <w:pPr>
-        <w:pStyle w:val="Heading2"/>
-      </w:pPr>
-      <w:bookmarkStart w:id="33" w:name="_Toc220591747"/>
-      <w:r>
-        <w:t>4.4 (Data/Design)</w:t>
-      </w:r>
-      <w:bookmarkEnd w:id="33"/>
     </w:p>
     <w:p>
       <w:pPr>
@@ -6765,9 +7309,8 @@
       <w:pPr>
         <w:pStyle w:val="Heading2"/>
       </w:pPr>
-      <w:bookmarkStart w:id="34" w:name="_Toc220591748"/>
-      <w:r>
-        <w:lastRenderedPageBreak/>
+      <w:bookmarkStart w:id="33" w:name="_Toc220591748"/>
+      <w:r>
         <w:t>4.</w:t>
       </w:r>
       <w:r>
@@ -6785,7 +7328,7 @@
       <w:r>
         <w:t>: When Descriptive Representation Matters</w:t>
       </w:r>
-      <w:bookmarkEnd w:id="34"/>
+      <w:bookmarkEnd w:id="33"/>
     </w:p>
     <w:p>
       <w:pPr>
@@ -6832,11 +7375,11 @@
       <w:pPr>
         <w:pStyle w:val="Heading2"/>
       </w:pPr>
-      <w:bookmarkStart w:id="35" w:name="_Toc220591749"/>
+      <w:bookmarkStart w:id="34" w:name="_Toc220591749"/>
       <w:r>
         <w:t>4.6 (Theory): Expectations About Legislative Action</w:t>
       </w:r>
-      <w:bookmarkEnd w:id="35"/>
+      <w:bookmarkEnd w:id="34"/>
       <w:r>
         <w:t xml:space="preserve"> </w:t>
       </w:r>
@@ -6906,21 +7449,21 @@
       <w:pPr>
         <w:pStyle w:val="Heading2"/>
       </w:pPr>
-      <w:bookmarkStart w:id="36" w:name="_Toc220591750"/>
+      <w:bookmarkStart w:id="35" w:name="_Toc220591750"/>
       <w:r>
         <w:t>4.7 (Hypotheses/Expectations)</w:t>
       </w:r>
+      <w:bookmarkEnd w:id="35"/>
+    </w:p>
+    <w:p>
+      <w:pPr>
+        <w:pStyle w:val="Heading2"/>
+      </w:pPr>
+      <w:bookmarkStart w:id="36" w:name="_Toc220591751"/>
+      <w:r>
+        <w:t>4.8 (Data/Design)</w:t>
+      </w:r>
       <w:bookmarkEnd w:id="36"/>
-    </w:p>
-    <w:p>
-      <w:pPr>
-        <w:pStyle w:val="Heading2"/>
-      </w:pPr>
-      <w:bookmarkStart w:id="37" w:name="_Toc220591751"/>
-      <w:r>
-        <w:t>4.8 (Data/Design)</w:t>
-      </w:r>
-      <w:bookmarkEnd w:id="37"/>
     </w:p>
     <w:p>
       <w:pPr>
@@ -6954,7 +7497,7 @@
       <w:pPr>
         <w:pStyle w:val="Heading1"/>
       </w:pPr>
-      <w:bookmarkStart w:id="38" w:name="_Toc220591752"/>
+      <w:bookmarkStart w:id="37" w:name="_Toc220591752"/>
       <w:r>
         <w:t xml:space="preserve">V. </w:t>
       </w:r>
@@ -6964,20 +7507,30 @@
       <w:r>
         <w:t>: Symbolic and Epistemic Representation</w:t>
       </w:r>
+      <w:bookmarkEnd w:id="37"/>
+    </w:p>
+    <w:p>
+      <w:pPr>
+        <w:jc w:val="both"/>
+      </w:pPr>
+    </w:p>
+    <w:p>
+      <w:pPr>
+        <w:pStyle w:val="Heading2"/>
+      </w:pPr>
+      <w:bookmarkStart w:id="38" w:name="_Toc220591753"/>
+      <w:r>
+        <w:t>5.1 (Theory) Symbolic Representation as Constitutive</w:t>
+      </w:r>
       <w:bookmarkEnd w:id="38"/>
     </w:p>
     <w:p>
       <w:pPr>
-        <w:jc w:val="both"/>
-      </w:pPr>
-    </w:p>
-    <w:p>
-      <w:pPr>
         <w:pStyle w:val="Heading2"/>
       </w:pPr>
-      <w:bookmarkStart w:id="39" w:name="_Toc220591753"/>
-      <w:r>
-        <w:t>5.1 (Theory) Symbolic Representation as Constitutive</w:t>
+      <w:bookmarkStart w:id="39" w:name="_Toc220591754"/>
+      <w:r>
+        <w:t>5.2 (Theory) Epistemic Injustice and Selective Hearing</w:t>
       </w:r>
       <w:bookmarkEnd w:id="39"/>
     </w:p>
@@ -6985,9 +7538,9 @@
       <w:pPr>
         <w:pStyle w:val="Heading2"/>
       </w:pPr>
-      <w:bookmarkStart w:id="40" w:name="_Toc220591754"/>
-      <w:r>
-        <w:t>5.2 (Theory) Epistemic Injustice and Selective Hearing</w:t>
+      <w:bookmarkStart w:id="40" w:name="_Toc220591755"/>
+      <w:r>
+        <w:t>5.3 Expectations About Symbolic Recognition</w:t>
       </w:r>
       <w:bookmarkEnd w:id="40"/>
     </w:p>
@@ -6995,36 +7548,26 @@
       <w:pPr>
         <w:pStyle w:val="Heading2"/>
       </w:pPr>
-      <w:bookmarkStart w:id="41" w:name="_Toc220591755"/>
-      <w:r>
-        <w:t>5.3 Expectations About Symbolic Recognition</w:t>
+      <w:bookmarkStart w:id="41" w:name="_Toc220591756"/>
+      <w:r>
+        <w:t>5.4 (Hypotheses/Expectations)</w:t>
       </w:r>
       <w:bookmarkEnd w:id="41"/>
     </w:p>
     <w:p>
       <w:pPr>
+        <w:pStyle w:val="ListParagraph"/>
+      </w:pPr>
+    </w:p>
+    <w:p>
+      <w:pPr>
         <w:pStyle w:val="Heading2"/>
       </w:pPr>
-      <w:bookmarkStart w:id="42" w:name="_Toc220591756"/>
-      <w:r>
-        <w:t>5.4 (Hypotheses/Expectations)</w:t>
+      <w:bookmarkStart w:id="42" w:name="_Toc220591757"/>
+      <w:r>
+        <w:t>5.5 (Data/Design)</w:t>
       </w:r>
       <w:bookmarkEnd w:id="42"/>
-    </w:p>
-    <w:p>
-      <w:pPr>
-        <w:pStyle w:val="ListParagraph"/>
-      </w:pPr>
-    </w:p>
-    <w:p>
-      <w:pPr>
-        <w:pStyle w:val="Heading2"/>
-      </w:pPr>
-      <w:bookmarkStart w:id="43" w:name="_Toc220591757"/>
-      <w:r>
-        <w:t>5.5 (Data/Design)</w:t>
-      </w:r>
-      <w:bookmarkEnd w:id="43"/>
     </w:p>
     <w:p>
       <w:pPr>
@@ -7059,7 +7602,6 @@
         </w:numPr>
       </w:pPr>
       <w:r>
-        <w:lastRenderedPageBreak/>
         <w:t>Impacted legislators</w:t>
       </w:r>
     </w:p>
@@ -7124,6 +7666,7 @@
         </w:numPr>
       </w:pPr>
       <w:r>
+        <w:lastRenderedPageBreak/>
         <w:t>Floor speech or public testimony</w:t>
       </w:r>
     </w:p>
@@ -7201,11 +7744,11 @@
       <w:pPr>
         <w:pStyle w:val="Heading1"/>
       </w:pPr>
-      <w:bookmarkStart w:id="44" w:name="_Toc220591758"/>
+      <w:bookmarkStart w:id="43" w:name="_Toc220591758"/>
       <w:r>
         <w:t>VI. Conclusion &amp; Implications</w:t>
       </w:r>
-      <w:bookmarkEnd w:id="44"/>
+      <w:bookmarkEnd w:id="43"/>
     </w:p>
     <w:p/>
     <w:p>
@@ -7438,7 +7981,7 @@
       </w:r>
     </w:p>
   </w:comment>
-  <w:comment w:id="12" w:author="Kristina Mensik" w:date="2026-02-28T14:59:00Z" w:initials="KM">
+  <w:comment w:id="12" w:author="Kristina Mensik" w:date="2026-02-28T21:51:00Z" w:initials="KM">
     <w:p>
       <w:r>
         <w:rPr>
@@ -7451,56 +7994,38 @@
           <w:sz w:val="20"/>
           <w:szCs w:val="20"/>
         </w:rPr>
-        <w:t>repetitive</w:t>
+        <w:t>tho intrinsic motivation of descriptive representatives to represent group (Broockman 2013, Reingold 2000) could interrupt?</w:t>
+      </w:r>
+    </w:p>
+  </w:comment>
+  <w:comment w:id="13" w:author="Kristina Mensik" w:date="2026-01-27T23:42:00Z" w:initials="KM">
+    <w:p>
+      <w:r>
+        <w:rPr>
+          <w:rStyle w:val="CommentReference"/>
+        </w:rPr>
+        <w:annotationRef/>
+      </w:r>
+      <w:r>
+        <w:rPr>
+          <w:sz w:val="20"/>
+          <w:szCs w:val="20"/>
+        </w:rPr>
+        <w:t>§  Descriptive representation is particularly important – not to mention normatively justified – under conditions of historical exclusion and unequal political voice (Mansbridge 1999 contingent defense. Descriptive rep should be response to structural inequality - ie when communication, trust, or recognition is systematically distorted.)</w:t>
+      </w:r>
+    </w:p>
+    <w:p>
+      <w:r>
+        <w:rPr>
+          <w:sz w:val="20"/>
+          <w:szCs w:val="20"/>
+        </w:rPr>
+        <w:t xml:space="preserve">§  [Increasingly or in response, a literature on descriptive representation has emerged to help, in part, answer the question of first, who legislators are, and then whether that matters for congruency or what they do]. </w:t>
       </w:r>
     </w:p>
     <w:p/>
   </w:comment>
-  <w:comment w:id="13" w:author="Kristina Mensik" w:date="2026-02-28T21:51:00Z" w:initials="KM">
-    <w:p>
-      <w:r>
-        <w:rPr>
-          <w:rStyle w:val="CommentReference"/>
-        </w:rPr>
-        <w:annotationRef/>
-      </w:r>
-      <w:r>
-        <w:rPr>
-          <w:sz w:val="20"/>
-          <w:szCs w:val="20"/>
-        </w:rPr>
-        <w:t>tho intrinsic motivation of descriptive representatives to represent group (Broockman 2013, Reingold 2000) could interrupt?</w:t>
-      </w:r>
-    </w:p>
-  </w:comment>
-  <w:comment w:id="14" w:author="Kristina Mensik" w:date="2026-01-27T23:42:00Z" w:initials="KM">
-    <w:p>
-      <w:r>
-        <w:rPr>
-          <w:rStyle w:val="CommentReference"/>
-        </w:rPr>
-        <w:annotationRef/>
-      </w:r>
-      <w:r>
-        <w:rPr>
-          <w:sz w:val="20"/>
-          <w:szCs w:val="20"/>
-        </w:rPr>
-        <w:t>§  Descriptive representation is particularly important – not to mention normatively justified – under conditions of historical exclusion and unequal political voice (Mansbridge 1999 contingent defense. Descriptive rep should be response to structural inequality - ie when communication, trust, or recognition is systematically distorted.)</w:t>
-      </w:r>
-    </w:p>
-    <w:p>
-      <w:r>
-        <w:rPr>
-          <w:sz w:val="20"/>
-          <w:szCs w:val="20"/>
-        </w:rPr>
-        <w:t xml:space="preserve">§  [Increasingly or in response, a literature on descriptive representation has emerged to help, in part, answer the question of first, who legislators are, and then whether that matters for congruency or what they do]. </w:t>
-      </w:r>
-    </w:p>
-    <w:p/>
-  </w:comment>
-  <w:comment w:id="15" w:author="Kristina Mensik" w:date="2026-01-27T23:43:00Z" w:initials="KM">
+  <w:comment w:id="14" w:author="Kristina Mensik" w:date="2026-01-27T23:43:00Z" w:initials="KM">
     <w:p>
       <w:r>
         <w:rPr>
@@ -7578,7 +8103,7 @@
     </w:p>
     <w:p/>
   </w:comment>
-  <w:comment w:id="16" w:author="Kristina Mensik" w:date="2026-01-29T13:23:00Z" w:initials="KM">
+  <w:comment w:id="15" w:author="Kristina Mensik" w:date="2026-01-29T13:23:00Z" w:initials="KM">
     <w:p>
       <w:r>
         <w:rPr>
@@ -7596,7 +8121,7 @@
     </w:p>
     <w:p/>
   </w:comment>
-  <w:comment w:id="17" w:author="Kristina Mensik" w:date="2026-01-29T13:24:00Z" w:initials="KM">
+  <w:comment w:id="16" w:author="Kristina Mensik" w:date="2026-01-29T13:24:00Z" w:initials="KM">
     <w:p>
       <w:r>
         <w:rPr>
@@ -7614,7 +8139,7 @@
     </w:p>
     <w:p/>
   </w:comment>
-  <w:comment w:id="18" w:author="Kristina Mensik" w:date="2026-01-22T13:31:00Z" w:initials="KM">
+  <w:comment w:id="17" w:author="Kristina Mensik" w:date="2026-01-22T13:31:00Z" w:initials="KM">
     <w:p>
       <w:r>
         <w:rPr>
@@ -7631,7 +8156,7 @@
       </w:r>
     </w:p>
   </w:comment>
-  <w:comment w:id="29" w:author="Kristina Mensik" w:date="2026-01-27T23:55:00Z" w:initials="KM">
+  <w:comment w:id="28" w:author="Kristina Mensik" w:date="2026-01-27T23:55:00Z" w:initials="KM">
     <w:p>
       <w:r>
         <w:rPr>
@@ -7648,7 +8173,7 @@
       </w:r>
     </w:p>
   </w:comment>
-  <w:comment w:id="30" w:author="Kristina Mensik" w:date="2026-01-28T00:13:00Z" w:initials="KM">
+  <w:comment w:id="29" w:author="Kristina Mensik" w:date="2026-01-28T00:13:00Z" w:initials="KM">
     <w:p>
       <w:r>
         <w:rPr>
@@ -7665,7 +8190,7 @@
       </w:r>
     </w:p>
   </w:comment>
-  <w:comment w:id="31" w:author="Kristina Mensik" w:date="2026-01-28T00:14:00Z" w:initials="KM">
+  <w:comment w:id="30" w:author="Kristina Mensik" w:date="2026-01-28T00:14:00Z" w:initials="KM">
     <w:p>
       <w:r>
         <w:rPr>
@@ -7695,7 +8220,6 @@
   <w15:commentEx w15:paraId="7166F6A9" w15:done="0"/>
   <w15:commentEx w15:paraId="5DC80DD2" w15:done="0"/>
   <w15:commentEx w15:paraId="196E07C6" w15:done="0"/>
-  <w15:commentEx w15:paraId="1DE742CB" w15:done="0"/>
   <w15:commentEx w15:paraId="159F3CDB" w15:done="0"/>
   <w15:commentEx w15:paraId="0A0460ED" w15:done="0"/>
   <w15:commentEx w15:paraId="7ABAED71" w15:paraIdParent="0A0460ED" w15:done="0"/>
@@ -7718,7 +8242,6 @@
   <w16cex:commentExtensible w16cex:durableId="15FB6223" w16cex:dateUtc="2026-02-28T19:52:00Z"/>
   <w16cex:commentExtensible w16cex:durableId="650D88F5" w16cex:dateUtc="2026-02-11T20:24:00Z"/>
   <w16cex:commentExtensible w16cex:durableId="0BFA69FE" w16cex:dateUtc="2026-02-28T19:57:00Z"/>
-  <w16cex:commentExtensible w16cex:durableId="69A76EC1" w16cex:dateUtc="2026-02-28T19:59:00Z"/>
   <w16cex:commentExtensible w16cex:durableId="6A8CFEF9" w16cex:dateUtc="2026-03-01T02:51:00Z"/>
   <w16cex:commentExtensible w16cex:durableId="5BD61028" w16cex:dateUtc="2026-01-28T04:42:00Z"/>
   <w16cex:commentExtensible w16cex:durableId="7C79411E" w16cex:dateUtc="2026-01-28T04:43:00Z"/>
@@ -7741,7 +8264,6 @@
   <w16cid:commentId w16cid:paraId="7166F6A9" w16cid:durableId="15FB6223"/>
   <w16cid:commentId w16cid:paraId="5DC80DD2" w16cid:durableId="650D88F5"/>
   <w16cid:commentId w16cid:paraId="196E07C6" w16cid:durableId="0BFA69FE"/>
-  <w16cid:commentId w16cid:paraId="1DE742CB" w16cid:durableId="69A76EC1"/>
   <w16cid:commentId w16cid:paraId="159F3CDB" w16cid:durableId="6A8CFEF9"/>
   <w16cid:commentId w16cid:paraId="0A0460ED" w16cid:durableId="5BD61028"/>
   <w16cid:commentId w16cid:paraId="7ABAED71" w16cid:durableId="7C79411E"/>
@@ -7754,6 +8276,72 @@
 </w16cid:commentsIds>
 </file>
 
+<file path=word/endnotes.xml><?xml version="1.0" encoding="utf-8"?>
+<w:endnotes xmlns:wpc="http://schemas.microsoft.com/office/word/2010/wordprocessingCanvas" xmlns:cx="http://schemas.microsoft.com/office/drawing/2014/chartex" xmlns:cx1="http://schemas.microsoft.com/office/drawing/2015/9/8/chartex" xmlns:cx2="http://schemas.microsoft.com/office/drawing/2015/10/21/chartex" xmlns:cx3="http://schemas.microsoft.com/office/drawing/2016/5/9/chartex" xmlns:cx4="http://schemas.microsoft.com/office/drawing/2016/5/10/chartex" xmlns:cx5="http://schemas.microsoft.com/office/drawing/2016/5/11/chartex" xmlns:cx6="http://schemas.microsoft.com/office/drawing/2016/5/12/chartex" xmlns:cx7="http://schemas.microsoft.com/office/drawing/2016/5/13/chartex" xmlns:cx8="http://schemas.microsoft.com/office/drawing/2016/5/14/chartex" xmlns:mc="http://schemas.openxmlformats.org/markup-compatibility/2006" xmlns:aink="http://schemas.microsoft.com/office/drawing/2016/ink" xmlns:am3d="http://schemas.microsoft.com/office/drawing/2017/model3d" xmlns:o="urn:schemas-microsoft-com:office:office" xmlns:oel="http://schemas.microsoft.com/office/2019/extlst" xmlns:r="http://schemas.openxmlformats.org/officeDocument/2006/relationships" xmlns:m="http://schemas.openxmlformats.org/officeDocument/2006/math" xmlns:v="urn:schemas-microsoft-com:vml" xmlns:wp14="http://schemas.microsoft.com/office/word/2010/wordprocessingDrawing" xmlns:wp="http://schemas.openxmlformats.org/drawingml/2006/wordprocessingDrawing" xmlns:w10="urn:schemas-microsoft-com:office:word" xmlns:w="http://schemas.openxmlformats.org/wordprocessingml/2006/main" xmlns:w14="http://schemas.microsoft.com/office/word/2010/wordml" xmlns:w15="http://schemas.microsoft.com/office/word/2012/wordml" xmlns:w16cex="http://schemas.microsoft.com/office/word/2018/wordml/cex" xmlns:w16cid="http://schemas.microsoft.com/office/word/2016/wordml/cid" xmlns:w16="http://schemas.microsoft.com/office/word/2018/wordml" xmlns:w16du="http://schemas.microsoft.com/office/word/2023/wordml/word16du" xmlns:w16sdtdh="http://schemas.microsoft.com/office/word/2020/wordml/sdtdatahash" xmlns:w16sdtfl="http://schemas.microsoft.com/office/word/2024/wordml/sdtformatlock" xmlns:w16se="http://schemas.microsoft.com/office/word/2015/wordml/symex" xmlns:wpg="http://schemas.microsoft.com/office/word/2010/wordprocessingGroup" xmlns:wpi="http://schemas.microsoft.com/office/word/2010/wordprocessingInk" xmlns:wne="http://schemas.microsoft.com/office/word/2006/wordml" xmlns:wps="http://schemas.microsoft.com/office/word/2010/wordprocessingShape" mc:Ignorable="w14 w15 w16se w16cid w16 w16cex w16sdtdh w16sdtfl w16du wp14">
+  <w:endnote w:type="separator" w:id="-1">
+    <w:p>
+      <w:pPr>
+        <w:spacing w:after="0" w:line="240" w:lineRule="auto"/>
+      </w:pPr>
+      <w:r>
+        <w:separator/>
+      </w:r>
+    </w:p>
+  </w:endnote>
+  <w:endnote w:type="continuationSeparator" w:id="0">
+    <w:p>
+      <w:pPr>
+        <w:spacing w:after="0" w:line="240" w:lineRule="auto"/>
+      </w:pPr>
+      <w:r>
+        <w:continuationSeparator/>
+      </w:r>
+    </w:p>
+  </w:endnote>
+</w:endnotes>
+</file>
+
+<file path=word/footnotes.xml><?xml version="1.0" encoding="utf-8"?>
+<w:footnotes xmlns:wpc="http://schemas.microsoft.com/office/word/2010/wordprocessingCanvas" xmlns:cx="http://schemas.microsoft.com/office/drawing/2014/chartex" xmlns:cx1="http://schemas.microsoft.com/office/drawing/2015/9/8/chartex" xmlns:cx2="http://schemas.microsoft.com/office/drawing/2015/10/21/chartex" xmlns:cx3="http://schemas.microsoft.com/office/drawing/2016/5/9/chartex" xmlns:cx4="http://schemas.microsoft.com/office/drawing/2016/5/10/chartex" xmlns:cx5="http://schemas.microsoft.com/office/drawing/2016/5/11/chartex" xmlns:cx6="http://schemas.microsoft.com/office/drawing/2016/5/12/chartex" xmlns:cx7="http://schemas.microsoft.com/office/drawing/2016/5/13/chartex" xmlns:cx8="http://schemas.microsoft.com/office/drawing/2016/5/14/chartex" xmlns:mc="http://schemas.openxmlformats.org/markup-compatibility/2006" xmlns:aink="http://schemas.microsoft.com/office/drawing/2016/ink" xmlns:am3d="http://schemas.microsoft.com/office/drawing/2017/model3d" xmlns:o="urn:schemas-microsoft-com:office:office" xmlns:oel="http://schemas.microsoft.com/office/2019/extlst" xmlns:r="http://schemas.openxmlformats.org/officeDocument/2006/relationships" xmlns:m="http://schemas.openxmlformats.org/officeDocument/2006/math" xmlns:v="urn:schemas-microsoft-com:vml" xmlns:wp14="http://schemas.microsoft.com/office/word/2010/wordprocessingDrawing" xmlns:wp="http://schemas.openxmlformats.org/drawingml/2006/wordprocessingDrawing" xmlns:w10="urn:schemas-microsoft-com:office:word" xmlns:w="http://schemas.openxmlformats.org/wordprocessingml/2006/main" xmlns:w14="http://schemas.microsoft.com/office/word/2010/wordml" xmlns:w15="http://schemas.microsoft.com/office/word/2012/wordml" xmlns:w16cex="http://schemas.microsoft.com/office/word/2018/wordml/cex" xmlns:w16cid="http://schemas.microsoft.com/office/word/2016/wordml/cid" xmlns:w16="http://schemas.microsoft.com/office/word/2018/wordml" xmlns:w16du="http://schemas.microsoft.com/office/word/2023/wordml/word16du" xmlns:w16sdtdh="http://schemas.microsoft.com/office/word/2020/wordml/sdtdatahash" xmlns:w16sdtfl="http://schemas.microsoft.com/office/word/2024/wordml/sdtformatlock" xmlns:w16se="http://schemas.microsoft.com/office/word/2015/wordml/symex" xmlns:wpg="http://schemas.microsoft.com/office/word/2010/wordprocessingGroup" xmlns:wpi="http://schemas.microsoft.com/office/word/2010/wordprocessingInk" xmlns:wne="http://schemas.microsoft.com/office/word/2006/wordml" xmlns:wps="http://schemas.microsoft.com/office/word/2010/wordprocessingShape" mc:Ignorable="w14 w15 w16se w16cid w16 w16cex w16sdtdh w16sdtfl w16du wp14">
+  <w:footnote w:type="separator" w:id="-1">
+    <w:p>
+      <w:pPr>
+        <w:spacing w:after="0" w:line="240" w:lineRule="auto"/>
+      </w:pPr>
+      <w:r>
+        <w:separator/>
+      </w:r>
+    </w:p>
+  </w:footnote>
+  <w:footnote w:type="continuationSeparator" w:id="0">
+    <w:p>
+      <w:pPr>
+        <w:spacing w:after="0" w:line="240" w:lineRule="auto"/>
+      </w:pPr>
+      <w:r>
+        <w:continuationSeparator/>
+      </w:r>
+    </w:p>
+  </w:footnote>
+  <w:footnote w:id="1">
+    <w:p>
+      <w:pPr>
+        <w:pStyle w:val="FootnoteText"/>
+      </w:pPr>
+      <w:r>
+        <w:rPr>
+          <w:rStyle w:val="FootnoteReference"/>
+        </w:rPr>
+        <w:footnoteRef/>
+      </w:r>
+      <w:r>
+        <w:t xml:space="preserve"> Wealth, for example, is measured as land ownership in one case (Rossi 2014), overall net work (Grumbach 2015?), and assets (Stacy 2020), although scholars point out any such measure may underestimate the true wealth of affluent groups (Black Wealth, White Wealth)</w:t>
+      </w:r>
+    </w:p>
+  </w:footnote>
+</w:footnotes>
+</file>
+
 <file path=word/numbering.xml><?xml version="1.0" encoding="utf-8"?>
 <w:numbering xmlns:wpc="http://schemas.microsoft.com/office/word/2010/wordprocessingCanvas" xmlns:cx="http://schemas.microsoft.com/office/drawing/2014/chartex" xmlns:cx1="http://schemas.microsoft.com/office/drawing/2015/9/8/chartex" xmlns:cx2="http://schemas.microsoft.com/office/drawing/2015/10/21/chartex" xmlns:cx3="http://schemas.microsoft.com/office/drawing/2016/5/9/chartex" xmlns:cx4="http://schemas.microsoft.com/office/drawing/2016/5/10/chartex" xmlns:cx5="http://schemas.microsoft.com/office/drawing/2016/5/11/chartex" xmlns:cx6="http://schemas.microsoft.com/office/drawing/2016/5/12/chartex" xmlns:cx7="http://schemas.microsoft.com/office/drawing/2016/5/13/chartex" xmlns:cx8="http://schemas.microsoft.com/office/drawing/2016/5/14/chartex" xmlns:mc="http://schemas.openxmlformats.org/markup-compatibility/2006" xmlns:aink="http://schemas.microsoft.com/office/drawing/2016/ink" xmlns:am3d="http://schemas.microsoft.com/office/drawing/2017/model3d" xmlns:o="urn:schemas-microsoft-com:office:office" xmlns:oel="http://schemas.microsoft.com/office/2019/extlst" xmlns:r="http://schemas.openxmlformats.org/officeDocument/2006/relationships" xmlns:m="http://schemas.openxmlformats.org/officeDocument/2006/math" xmlns:v="urn:schemas-microsoft-com:vml" xmlns:wp14="http://schemas.microsoft.com/office/word/2010/wordprocessingDrawing" xmlns:wp="http://schemas.openxmlformats.org/drawingml/2006/wordprocessingDrawing" xmlns:w10="urn:schemas-microsoft-com:office:word" xmlns:w="http://schemas.openxmlformats.org/wordprocessingml/2006/main" xmlns:w14="http://schemas.microsoft.com/office/word/2010/wordml" xmlns:w15="http://schemas.microsoft.com/office/word/2012/wordml" xmlns:w16cex="http://schemas.microsoft.com/office/word/2018/wordml/cex" xmlns:w16cid="http://schemas.microsoft.com/office/word/2016/wordml/cid" xmlns:w16="http://schemas.microsoft.com/office/word/2018/wordml" xmlns:w16du="http://schemas.microsoft.com/office/word/2023/wordml/word16du" xmlns:w16sdtdh="http://schemas.microsoft.com/office/word/2020/wordml/sdtdatahash" xmlns:w16sdtfl="http://schemas.microsoft.com/office/word/2024/wordml/sdtformatlock" xmlns:w16se="http://schemas.microsoft.com/office/word/2015/wordml/symex" xmlns:wpg="http://schemas.microsoft.com/office/word/2010/wordprocessingGroup" xmlns:wpi="http://schemas.microsoft.com/office/word/2010/wordprocessingInk" xmlns:wne="http://schemas.microsoft.com/office/word/2006/wordml" xmlns:wps="http://schemas.microsoft.com/office/word/2010/wordprocessingShape" mc:Ignorable="w14 w15 w16se w16cid w16 w16cex w16sdtdh w16sdtfl w16du wp14">
   <w:abstractNum w:abstractNumId="0" w15:restartNumberingAfterBreak="0">
@@ -8322,6 +8910,118 @@
     </w:lvl>
   </w:abstractNum>
   <w:abstractNum w:abstractNumId="5" w15:restartNumberingAfterBreak="0">
+    <w:nsid w:val="13FD735F"/>
+    <w:multiLevelType w:val="hybridMultilevel"/>
+    <w:tmpl w:val="9C04C96C"/>
+    <w:lvl w:ilvl="0" w:tplc="07EA0224">
+      <w:numFmt w:val="bullet"/>
+      <w:lvlText w:val="-"/>
+      <w:lvlJc w:val="left"/>
+      <w:pPr>
+        <w:ind w:left="1440" w:hanging="360"/>
+      </w:pPr>
+      <w:rPr>
+        <w:rFonts w:ascii="Times New Roman" w:eastAsia="Times New Roman" w:hAnsi="Times New Roman" w:cs="Times New Roman" w:hint="default"/>
+      </w:rPr>
+    </w:lvl>
+    <w:lvl w:ilvl="1" w:tplc="04090003" w:tentative="1">
+      <w:start w:val="1"/>
+      <w:numFmt w:val="bullet"/>
+      <w:lvlText w:val="o"/>
+      <w:lvlJc w:val="left"/>
+      <w:pPr>
+        <w:ind w:left="2160" w:hanging="360"/>
+      </w:pPr>
+      <w:rPr>
+        <w:rFonts w:ascii="Courier New" w:hAnsi="Courier New" w:cs="Courier New" w:hint="default"/>
+      </w:rPr>
+    </w:lvl>
+    <w:lvl w:ilvl="2" w:tplc="04090005" w:tentative="1">
+      <w:start w:val="1"/>
+      <w:numFmt w:val="bullet"/>
+      <w:lvlText w:val=""/>
+      <w:lvlJc w:val="left"/>
+      <w:pPr>
+        <w:ind w:left="2880" w:hanging="360"/>
+      </w:pPr>
+      <w:rPr>
+        <w:rFonts w:ascii="Wingdings" w:hAnsi="Wingdings" w:hint="default"/>
+      </w:rPr>
+    </w:lvl>
+    <w:lvl w:ilvl="3" w:tplc="04090001" w:tentative="1">
+      <w:start w:val="1"/>
+      <w:numFmt w:val="bullet"/>
+      <w:lvlText w:val=""/>
+      <w:lvlJc w:val="left"/>
+      <w:pPr>
+        <w:ind w:left="3600" w:hanging="360"/>
+      </w:pPr>
+      <w:rPr>
+        <w:rFonts w:ascii="Symbol" w:hAnsi="Symbol" w:hint="default"/>
+      </w:rPr>
+    </w:lvl>
+    <w:lvl w:ilvl="4" w:tplc="04090003" w:tentative="1">
+      <w:start w:val="1"/>
+      <w:numFmt w:val="bullet"/>
+      <w:lvlText w:val="o"/>
+      <w:lvlJc w:val="left"/>
+      <w:pPr>
+        <w:ind w:left="4320" w:hanging="360"/>
+      </w:pPr>
+      <w:rPr>
+        <w:rFonts w:ascii="Courier New" w:hAnsi="Courier New" w:cs="Courier New" w:hint="default"/>
+      </w:rPr>
+    </w:lvl>
+    <w:lvl w:ilvl="5" w:tplc="04090005" w:tentative="1">
+      <w:start w:val="1"/>
+      <w:numFmt w:val="bullet"/>
+      <w:lvlText w:val=""/>
+      <w:lvlJc w:val="left"/>
+      <w:pPr>
+        <w:ind w:left="5040" w:hanging="360"/>
+      </w:pPr>
+      <w:rPr>
+        <w:rFonts w:ascii="Wingdings" w:hAnsi="Wingdings" w:hint="default"/>
+      </w:rPr>
+    </w:lvl>
+    <w:lvl w:ilvl="6" w:tplc="04090001" w:tentative="1">
+      <w:start w:val="1"/>
+      <w:numFmt w:val="bullet"/>
+      <w:lvlText w:val=""/>
+      <w:lvlJc w:val="left"/>
+      <w:pPr>
+        <w:ind w:left="5760" w:hanging="360"/>
+      </w:pPr>
+      <w:rPr>
+        <w:rFonts w:ascii="Symbol" w:hAnsi="Symbol" w:hint="default"/>
+      </w:rPr>
+    </w:lvl>
+    <w:lvl w:ilvl="7" w:tplc="04090003" w:tentative="1">
+      <w:start w:val="1"/>
+      <w:numFmt w:val="bullet"/>
+      <w:lvlText w:val="o"/>
+      <w:lvlJc w:val="left"/>
+      <w:pPr>
+        <w:ind w:left="6480" w:hanging="360"/>
+      </w:pPr>
+      <w:rPr>
+        <w:rFonts w:ascii="Courier New" w:hAnsi="Courier New" w:cs="Courier New" w:hint="default"/>
+      </w:rPr>
+    </w:lvl>
+    <w:lvl w:ilvl="8" w:tplc="04090005" w:tentative="1">
+      <w:start w:val="1"/>
+      <w:numFmt w:val="bullet"/>
+      <w:lvlText w:val=""/>
+      <w:lvlJc w:val="left"/>
+      <w:pPr>
+        <w:ind w:left="7200" w:hanging="360"/>
+      </w:pPr>
+      <w:rPr>
+        <w:rFonts w:ascii="Wingdings" w:hAnsi="Wingdings" w:hint="default"/>
+      </w:rPr>
+    </w:lvl>
+  </w:abstractNum>
+  <w:abstractNum w:abstractNumId="6" w15:restartNumberingAfterBreak="0">
     <w:nsid w:val="155B777A"/>
     <w:multiLevelType w:val="hybridMultilevel"/>
     <w:tmpl w:val="0AA4BA04"/>
@@ -8434,7 +9134,7 @@
       </w:rPr>
     </w:lvl>
   </w:abstractNum>
-  <w:abstractNum w:abstractNumId="6" w15:restartNumberingAfterBreak="0">
+  <w:abstractNum w:abstractNumId="7" w15:restartNumberingAfterBreak="0">
     <w:nsid w:val="170140B1"/>
     <w:multiLevelType w:val="hybridMultilevel"/>
     <w:tmpl w:val="FDD44144"/>
@@ -8547,7 +9247,7 @@
       </w:rPr>
     </w:lvl>
   </w:abstractNum>
-  <w:abstractNum w:abstractNumId="7" w15:restartNumberingAfterBreak="0">
+  <w:abstractNum w:abstractNumId="8" w15:restartNumberingAfterBreak="0">
     <w:nsid w:val="1D3A79C2"/>
     <w:multiLevelType w:val="hybridMultilevel"/>
     <w:tmpl w:val="A06031AE"/>
@@ -8660,7 +9360,7 @@
       </w:rPr>
     </w:lvl>
   </w:abstractNum>
-  <w:abstractNum w:abstractNumId="8" w15:restartNumberingAfterBreak="0">
+  <w:abstractNum w:abstractNumId="9" w15:restartNumberingAfterBreak="0">
     <w:nsid w:val="20DF49A0"/>
     <w:multiLevelType w:val="hybridMultilevel"/>
     <w:tmpl w:val="733413C2"/>
@@ -8746,7 +9446,7 @@
       </w:pPr>
     </w:lvl>
   </w:abstractNum>
-  <w:abstractNum w:abstractNumId="9" w15:restartNumberingAfterBreak="0">
+  <w:abstractNum w:abstractNumId="10" w15:restartNumberingAfterBreak="0">
     <w:nsid w:val="24982408"/>
     <w:multiLevelType w:val="hybridMultilevel"/>
     <w:tmpl w:val="F152A10A"/>
@@ -8859,7 +9559,7 @@
       </w:rPr>
     </w:lvl>
   </w:abstractNum>
-  <w:abstractNum w:abstractNumId="10" w15:restartNumberingAfterBreak="0">
+  <w:abstractNum w:abstractNumId="11" w15:restartNumberingAfterBreak="0">
     <w:nsid w:val="2D3C14F3"/>
     <w:multiLevelType w:val="hybridMultilevel"/>
     <w:tmpl w:val="ADF4FC2A"/>
@@ -8972,7 +9672,7 @@
       </w:rPr>
     </w:lvl>
   </w:abstractNum>
-  <w:abstractNum w:abstractNumId="11" w15:restartNumberingAfterBreak="0">
+  <w:abstractNum w:abstractNumId="12" w15:restartNumberingAfterBreak="0">
     <w:nsid w:val="2E233E54"/>
     <w:multiLevelType w:val="hybridMultilevel"/>
     <w:tmpl w:val="3496E076"/>
@@ -9085,7 +9785,119 @@
       </w:rPr>
     </w:lvl>
   </w:abstractNum>
-  <w:abstractNum w:abstractNumId="12" w15:restartNumberingAfterBreak="0">
+  <w:abstractNum w:abstractNumId="13" w15:restartNumberingAfterBreak="0">
+    <w:nsid w:val="38444B92"/>
+    <w:multiLevelType w:val="hybridMultilevel"/>
+    <w:tmpl w:val="E5B86F94"/>
+    <w:lvl w:ilvl="0" w:tplc="07EA0224">
+      <w:numFmt w:val="bullet"/>
+      <w:lvlText w:val="-"/>
+      <w:lvlJc w:val="left"/>
+      <w:pPr>
+        <w:ind w:left="1440" w:hanging="360"/>
+      </w:pPr>
+      <w:rPr>
+        <w:rFonts w:ascii="Times New Roman" w:eastAsia="Times New Roman" w:hAnsi="Times New Roman" w:cs="Times New Roman" w:hint="default"/>
+      </w:rPr>
+    </w:lvl>
+    <w:lvl w:ilvl="1" w:tplc="04090003" w:tentative="1">
+      <w:start w:val="1"/>
+      <w:numFmt w:val="bullet"/>
+      <w:lvlText w:val="o"/>
+      <w:lvlJc w:val="left"/>
+      <w:pPr>
+        <w:ind w:left="2160" w:hanging="360"/>
+      </w:pPr>
+      <w:rPr>
+        <w:rFonts w:ascii="Courier New" w:hAnsi="Courier New" w:cs="Courier New" w:hint="default"/>
+      </w:rPr>
+    </w:lvl>
+    <w:lvl w:ilvl="2" w:tplc="04090005" w:tentative="1">
+      <w:start w:val="1"/>
+      <w:numFmt w:val="bullet"/>
+      <w:lvlText w:val=""/>
+      <w:lvlJc w:val="left"/>
+      <w:pPr>
+        <w:ind w:left="2880" w:hanging="360"/>
+      </w:pPr>
+      <w:rPr>
+        <w:rFonts w:ascii="Wingdings" w:hAnsi="Wingdings" w:hint="default"/>
+      </w:rPr>
+    </w:lvl>
+    <w:lvl w:ilvl="3" w:tplc="04090001" w:tentative="1">
+      <w:start w:val="1"/>
+      <w:numFmt w:val="bullet"/>
+      <w:lvlText w:val=""/>
+      <w:lvlJc w:val="left"/>
+      <w:pPr>
+        <w:ind w:left="3600" w:hanging="360"/>
+      </w:pPr>
+      <w:rPr>
+        <w:rFonts w:ascii="Symbol" w:hAnsi="Symbol" w:hint="default"/>
+      </w:rPr>
+    </w:lvl>
+    <w:lvl w:ilvl="4" w:tplc="04090003" w:tentative="1">
+      <w:start w:val="1"/>
+      <w:numFmt w:val="bullet"/>
+      <w:lvlText w:val="o"/>
+      <w:lvlJc w:val="left"/>
+      <w:pPr>
+        <w:ind w:left="4320" w:hanging="360"/>
+      </w:pPr>
+      <w:rPr>
+        <w:rFonts w:ascii="Courier New" w:hAnsi="Courier New" w:cs="Courier New" w:hint="default"/>
+      </w:rPr>
+    </w:lvl>
+    <w:lvl w:ilvl="5" w:tplc="04090005" w:tentative="1">
+      <w:start w:val="1"/>
+      <w:numFmt w:val="bullet"/>
+      <w:lvlText w:val=""/>
+      <w:lvlJc w:val="left"/>
+      <w:pPr>
+        <w:ind w:left="5040" w:hanging="360"/>
+      </w:pPr>
+      <w:rPr>
+        <w:rFonts w:ascii="Wingdings" w:hAnsi="Wingdings" w:hint="default"/>
+      </w:rPr>
+    </w:lvl>
+    <w:lvl w:ilvl="6" w:tplc="04090001" w:tentative="1">
+      <w:start w:val="1"/>
+      <w:numFmt w:val="bullet"/>
+      <w:lvlText w:val=""/>
+      <w:lvlJc w:val="left"/>
+      <w:pPr>
+        <w:ind w:left="5760" w:hanging="360"/>
+      </w:pPr>
+      <w:rPr>
+        <w:rFonts w:ascii="Symbol" w:hAnsi="Symbol" w:hint="default"/>
+      </w:rPr>
+    </w:lvl>
+    <w:lvl w:ilvl="7" w:tplc="04090003" w:tentative="1">
+      <w:start w:val="1"/>
+      <w:numFmt w:val="bullet"/>
+      <w:lvlText w:val="o"/>
+      <w:lvlJc w:val="left"/>
+      <w:pPr>
+        <w:ind w:left="6480" w:hanging="360"/>
+      </w:pPr>
+      <w:rPr>
+        <w:rFonts w:ascii="Courier New" w:hAnsi="Courier New" w:cs="Courier New" w:hint="default"/>
+      </w:rPr>
+    </w:lvl>
+    <w:lvl w:ilvl="8" w:tplc="04090005" w:tentative="1">
+      <w:start w:val="1"/>
+      <w:numFmt w:val="bullet"/>
+      <w:lvlText w:val=""/>
+      <w:lvlJc w:val="left"/>
+      <w:pPr>
+        <w:ind w:left="7200" w:hanging="360"/>
+      </w:pPr>
+      <w:rPr>
+        <w:rFonts w:ascii="Wingdings" w:hAnsi="Wingdings" w:hint="default"/>
+      </w:rPr>
+    </w:lvl>
+  </w:abstractNum>
+  <w:abstractNum w:abstractNumId="14" w15:restartNumberingAfterBreak="0">
     <w:nsid w:val="3F072A64"/>
     <w:multiLevelType w:val="hybridMultilevel"/>
     <w:tmpl w:val="0724685C"/>
@@ -9198,7 +10010,7 @@
       </w:rPr>
     </w:lvl>
   </w:abstractNum>
-  <w:abstractNum w:abstractNumId="13" w15:restartNumberingAfterBreak="0">
+  <w:abstractNum w:abstractNumId="15" w15:restartNumberingAfterBreak="0">
     <w:nsid w:val="3F170EB5"/>
     <w:multiLevelType w:val="hybridMultilevel"/>
     <w:tmpl w:val="E9CAABFA"/>
@@ -9311,7 +10123,7 @@
       </w:rPr>
     </w:lvl>
   </w:abstractNum>
-  <w:abstractNum w:abstractNumId="14" w15:restartNumberingAfterBreak="0">
+  <w:abstractNum w:abstractNumId="16" w15:restartNumberingAfterBreak="0">
     <w:nsid w:val="42690A4E"/>
     <w:multiLevelType w:val="hybridMultilevel"/>
     <w:tmpl w:val="0D84C414"/>
@@ -9424,7 +10236,119 @@
       </w:rPr>
     </w:lvl>
   </w:abstractNum>
-  <w:abstractNum w:abstractNumId="15" w15:restartNumberingAfterBreak="0">
+  <w:abstractNum w:abstractNumId="17" w15:restartNumberingAfterBreak="0">
+    <w:nsid w:val="45D25727"/>
+    <w:multiLevelType w:val="hybridMultilevel"/>
+    <w:tmpl w:val="8698E324"/>
+    <w:lvl w:ilvl="0" w:tplc="07EA0224">
+      <w:numFmt w:val="bullet"/>
+      <w:lvlText w:val="-"/>
+      <w:lvlJc w:val="left"/>
+      <w:pPr>
+        <w:ind w:left="1440" w:hanging="360"/>
+      </w:pPr>
+      <w:rPr>
+        <w:rFonts w:ascii="Times New Roman" w:eastAsia="Times New Roman" w:hAnsi="Times New Roman" w:cs="Times New Roman" w:hint="default"/>
+      </w:rPr>
+    </w:lvl>
+    <w:lvl w:ilvl="1" w:tplc="04090003">
+      <w:start w:val="1"/>
+      <w:numFmt w:val="bullet"/>
+      <w:lvlText w:val="o"/>
+      <w:lvlJc w:val="left"/>
+      <w:pPr>
+        <w:ind w:left="2160" w:hanging="360"/>
+      </w:pPr>
+      <w:rPr>
+        <w:rFonts w:ascii="Courier New" w:hAnsi="Courier New" w:cs="Courier New" w:hint="default"/>
+      </w:rPr>
+    </w:lvl>
+    <w:lvl w:ilvl="2" w:tplc="04090005" w:tentative="1">
+      <w:start w:val="1"/>
+      <w:numFmt w:val="bullet"/>
+      <w:lvlText w:val=""/>
+      <w:lvlJc w:val="left"/>
+      <w:pPr>
+        <w:ind w:left="2880" w:hanging="360"/>
+      </w:pPr>
+      <w:rPr>
+        <w:rFonts w:ascii="Wingdings" w:hAnsi="Wingdings" w:hint="default"/>
+      </w:rPr>
+    </w:lvl>
+    <w:lvl w:ilvl="3" w:tplc="04090001" w:tentative="1">
+      <w:start w:val="1"/>
+      <w:numFmt w:val="bullet"/>
+      <w:lvlText w:val=""/>
+      <w:lvlJc w:val="left"/>
+      <w:pPr>
+        <w:ind w:left="3600" w:hanging="360"/>
+      </w:pPr>
+      <w:rPr>
+        <w:rFonts w:ascii="Symbol" w:hAnsi="Symbol" w:hint="default"/>
+      </w:rPr>
+    </w:lvl>
+    <w:lvl w:ilvl="4" w:tplc="04090003" w:tentative="1">
+      <w:start w:val="1"/>
+      <w:numFmt w:val="bullet"/>
+      <w:lvlText w:val="o"/>
+      <w:lvlJc w:val="left"/>
+      <w:pPr>
+        <w:ind w:left="4320" w:hanging="360"/>
+      </w:pPr>
+      <w:rPr>
+        <w:rFonts w:ascii="Courier New" w:hAnsi="Courier New" w:cs="Courier New" w:hint="default"/>
+      </w:rPr>
+    </w:lvl>
+    <w:lvl w:ilvl="5" w:tplc="04090005" w:tentative="1">
+      <w:start w:val="1"/>
+      <w:numFmt w:val="bullet"/>
+      <w:lvlText w:val=""/>
+      <w:lvlJc w:val="left"/>
+      <w:pPr>
+        <w:ind w:left="5040" w:hanging="360"/>
+      </w:pPr>
+      <w:rPr>
+        <w:rFonts w:ascii="Wingdings" w:hAnsi="Wingdings" w:hint="default"/>
+      </w:rPr>
+    </w:lvl>
+    <w:lvl w:ilvl="6" w:tplc="04090001" w:tentative="1">
+      <w:start w:val="1"/>
+      <w:numFmt w:val="bullet"/>
+      <w:lvlText w:val=""/>
+      <w:lvlJc w:val="left"/>
+      <w:pPr>
+        <w:ind w:left="5760" w:hanging="360"/>
+      </w:pPr>
+      <w:rPr>
+        <w:rFonts w:ascii="Symbol" w:hAnsi="Symbol" w:hint="default"/>
+      </w:rPr>
+    </w:lvl>
+    <w:lvl w:ilvl="7" w:tplc="04090003" w:tentative="1">
+      <w:start w:val="1"/>
+      <w:numFmt w:val="bullet"/>
+      <w:lvlText w:val="o"/>
+      <w:lvlJc w:val="left"/>
+      <w:pPr>
+        <w:ind w:left="6480" w:hanging="360"/>
+      </w:pPr>
+      <w:rPr>
+        <w:rFonts w:ascii="Courier New" w:hAnsi="Courier New" w:cs="Courier New" w:hint="default"/>
+      </w:rPr>
+    </w:lvl>
+    <w:lvl w:ilvl="8" w:tplc="04090005" w:tentative="1">
+      <w:start w:val="1"/>
+      <w:numFmt w:val="bullet"/>
+      <w:lvlText w:val=""/>
+      <w:lvlJc w:val="left"/>
+      <w:pPr>
+        <w:ind w:left="7200" w:hanging="360"/>
+      </w:pPr>
+      <w:rPr>
+        <w:rFonts w:ascii="Wingdings" w:hAnsi="Wingdings" w:hint="default"/>
+      </w:rPr>
+    </w:lvl>
+  </w:abstractNum>
+  <w:abstractNum w:abstractNumId="18" w15:restartNumberingAfterBreak="0">
     <w:nsid w:val="51480E44"/>
     <w:multiLevelType w:val="hybridMultilevel"/>
     <w:tmpl w:val="CD18AEF0"/>
@@ -9537,7 +10461,7 @@
       </w:rPr>
     </w:lvl>
   </w:abstractNum>
-  <w:abstractNum w:abstractNumId="16" w15:restartNumberingAfterBreak="0">
+  <w:abstractNum w:abstractNumId="19" w15:restartNumberingAfterBreak="0">
     <w:nsid w:val="5480775D"/>
     <w:multiLevelType w:val="hybridMultilevel"/>
     <w:tmpl w:val="09C08FA0"/>
@@ -9650,7 +10574,7 @@
       </w:rPr>
     </w:lvl>
   </w:abstractNum>
-  <w:abstractNum w:abstractNumId="17" w15:restartNumberingAfterBreak="0">
+  <w:abstractNum w:abstractNumId="20" w15:restartNumberingAfterBreak="0">
     <w:nsid w:val="58F04AE7"/>
     <w:multiLevelType w:val="hybridMultilevel"/>
     <w:tmpl w:val="ADC01B22"/>
@@ -9763,7 +10687,7 @@
       </w:rPr>
     </w:lvl>
   </w:abstractNum>
-  <w:abstractNum w:abstractNumId="18" w15:restartNumberingAfterBreak="0">
+  <w:abstractNum w:abstractNumId="21" w15:restartNumberingAfterBreak="0">
     <w:nsid w:val="59C77987"/>
     <w:multiLevelType w:val="hybridMultilevel"/>
     <w:tmpl w:val="EEEA41E8"/>
@@ -9876,7 +10800,7 @@
       </w:rPr>
     </w:lvl>
   </w:abstractNum>
-  <w:abstractNum w:abstractNumId="19" w15:restartNumberingAfterBreak="0">
+  <w:abstractNum w:abstractNumId="22" w15:restartNumberingAfterBreak="0">
     <w:nsid w:val="5EBE75BF"/>
     <w:multiLevelType w:val="hybridMultilevel"/>
     <w:tmpl w:val="D5C819B8"/>
@@ -9989,7 +10913,7 @@
       </w:rPr>
     </w:lvl>
   </w:abstractNum>
-  <w:abstractNum w:abstractNumId="20" w15:restartNumberingAfterBreak="0">
+  <w:abstractNum w:abstractNumId="23" w15:restartNumberingAfterBreak="0">
     <w:nsid w:val="619F68DD"/>
     <w:multiLevelType w:val="hybridMultilevel"/>
     <w:tmpl w:val="434050CA"/>
@@ -10102,7 +11026,119 @@
       </w:rPr>
     </w:lvl>
   </w:abstractNum>
-  <w:abstractNum w:abstractNumId="21" w15:restartNumberingAfterBreak="0">
+  <w:abstractNum w:abstractNumId="24" w15:restartNumberingAfterBreak="0">
+    <w:nsid w:val="6DB212F5"/>
+    <w:multiLevelType w:val="hybridMultilevel"/>
+    <w:tmpl w:val="D5781EBE"/>
+    <w:lvl w:ilvl="0" w:tplc="07EA0224">
+      <w:numFmt w:val="bullet"/>
+      <w:lvlText w:val="-"/>
+      <w:lvlJc w:val="left"/>
+      <w:pPr>
+        <w:ind w:left="720" w:hanging="360"/>
+      </w:pPr>
+      <w:rPr>
+        <w:rFonts w:ascii="Times New Roman" w:eastAsia="Times New Roman" w:hAnsi="Times New Roman" w:cs="Times New Roman" w:hint="default"/>
+      </w:rPr>
+    </w:lvl>
+    <w:lvl w:ilvl="1" w:tplc="04090003">
+      <w:start w:val="1"/>
+      <w:numFmt w:val="bullet"/>
+      <w:lvlText w:val="o"/>
+      <w:lvlJc w:val="left"/>
+      <w:pPr>
+        <w:ind w:left="1440" w:hanging="360"/>
+      </w:pPr>
+      <w:rPr>
+        <w:rFonts w:ascii="Courier New" w:hAnsi="Courier New" w:cs="Courier New" w:hint="default"/>
+      </w:rPr>
+    </w:lvl>
+    <w:lvl w:ilvl="2" w:tplc="04090005" w:tentative="1">
+      <w:start w:val="1"/>
+      <w:numFmt w:val="bullet"/>
+      <w:lvlText w:val=""/>
+      <w:lvlJc w:val="left"/>
+      <w:pPr>
+        <w:ind w:left="2160" w:hanging="360"/>
+      </w:pPr>
+      <w:rPr>
+        <w:rFonts w:ascii="Wingdings" w:hAnsi="Wingdings" w:hint="default"/>
+      </w:rPr>
+    </w:lvl>
+    <w:lvl w:ilvl="3" w:tplc="04090001" w:tentative="1">
+      <w:start w:val="1"/>
+      <w:numFmt w:val="bullet"/>
+      <w:lvlText w:val=""/>
+      <w:lvlJc w:val="left"/>
+      <w:pPr>
+        <w:ind w:left="2880" w:hanging="360"/>
+      </w:pPr>
+      <w:rPr>
+        <w:rFonts w:ascii="Symbol" w:hAnsi="Symbol" w:hint="default"/>
+      </w:rPr>
+    </w:lvl>
+    <w:lvl w:ilvl="4" w:tplc="04090003" w:tentative="1">
+      <w:start w:val="1"/>
+      <w:numFmt w:val="bullet"/>
+      <w:lvlText w:val="o"/>
+      <w:lvlJc w:val="left"/>
+      <w:pPr>
+        <w:ind w:left="3600" w:hanging="360"/>
+      </w:pPr>
+      <w:rPr>
+        <w:rFonts w:ascii="Courier New" w:hAnsi="Courier New" w:cs="Courier New" w:hint="default"/>
+      </w:rPr>
+    </w:lvl>
+    <w:lvl w:ilvl="5" w:tplc="04090005" w:tentative="1">
+      <w:start w:val="1"/>
+      <w:numFmt w:val="bullet"/>
+      <w:lvlText w:val=""/>
+      <w:lvlJc w:val="left"/>
+      <w:pPr>
+        <w:ind w:left="4320" w:hanging="360"/>
+      </w:pPr>
+      <w:rPr>
+        <w:rFonts w:ascii="Wingdings" w:hAnsi="Wingdings" w:hint="default"/>
+      </w:rPr>
+    </w:lvl>
+    <w:lvl w:ilvl="6" w:tplc="04090001" w:tentative="1">
+      <w:start w:val="1"/>
+      <w:numFmt w:val="bullet"/>
+      <w:lvlText w:val=""/>
+      <w:lvlJc w:val="left"/>
+      <w:pPr>
+        <w:ind w:left="5040" w:hanging="360"/>
+      </w:pPr>
+      <w:rPr>
+        <w:rFonts w:ascii="Symbol" w:hAnsi="Symbol" w:hint="default"/>
+      </w:rPr>
+    </w:lvl>
+    <w:lvl w:ilvl="7" w:tplc="04090003" w:tentative="1">
+      <w:start w:val="1"/>
+      <w:numFmt w:val="bullet"/>
+      <w:lvlText w:val="o"/>
+      <w:lvlJc w:val="left"/>
+      <w:pPr>
+        <w:ind w:left="5760" w:hanging="360"/>
+      </w:pPr>
+      <w:rPr>
+        <w:rFonts w:ascii="Courier New" w:hAnsi="Courier New" w:cs="Courier New" w:hint="default"/>
+      </w:rPr>
+    </w:lvl>
+    <w:lvl w:ilvl="8" w:tplc="04090005" w:tentative="1">
+      <w:start w:val="1"/>
+      <w:numFmt w:val="bullet"/>
+      <w:lvlText w:val=""/>
+      <w:lvlJc w:val="left"/>
+      <w:pPr>
+        <w:ind w:left="6480" w:hanging="360"/>
+      </w:pPr>
+      <w:rPr>
+        <w:rFonts w:ascii="Wingdings" w:hAnsi="Wingdings" w:hint="default"/>
+      </w:rPr>
+    </w:lvl>
+  </w:abstractNum>
+  <w:abstractNum w:abstractNumId="25" w15:restartNumberingAfterBreak="0">
     <w:nsid w:val="6FB25705"/>
     <w:multiLevelType w:val="hybridMultilevel"/>
     <w:tmpl w:val="3FDE7522"/>
@@ -10215,7 +11251,7 @@
       </w:rPr>
     </w:lvl>
   </w:abstractNum>
-  <w:abstractNum w:abstractNumId="22" w15:restartNumberingAfterBreak="0">
+  <w:abstractNum w:abstractNumId="26" w15:restartNumberingAfterBreak="0">
     <w:nsid w:val="746B035E"/>
     <w:multiLevelType w:val="hybridMultilevel"/>
     <w:tmpl w:val="94F0561C"/>
@@ -10328,7 +11364,7 @@
       </w:rPr>
     </w:lvl>
   </w:abstractNum>
-  <w:abstractNum w:abstractNumId="23" w15:restartNumberingAfterBreak="0">
+  <w:abstractNum w:abstractNumId="27" w15:restartNumberingAfterBreak="0">
     <w:nsid w:val="78E115F0"/>
     <w:multiLevelType w:val="hybridMultilevel"/>
     <w:tmpl w:val="B2ACE452"/>
@@ -10445,13 +11481,13 @@
     <w:abstractNumId w:val="0"/>
   </w:num>
   <w:num w:numId="2" w16cid:durableId="302195302">
-    <w:abstractNumId w:val="19"/>
+    <w:abstractNumId w:val="22"/>
   </w:num>
   <w:num w:numId="3" w16cid:durableId="1941909325">
-    <w:abstractNumId w:val="15"/>
+    <w:abstractNumId w:val="18"/>
   </w:num>
   <w:num w:numId="4" w16cid:durableId="1778213345">
-    <w:abstractNumId w:val="10"/>
+    <w:abstractNumId w:val="11"/>
   </w:num>
   <w:num w:numId="5" w16cid:durableId="433479709">
     <w:abstractNumId w:val="1"/>
@@ -10460,58 +11496,70 @@
     <w:abstractNumId w:val="4"/>
   </w:num>
   <w:num w:numId="7" w16cid:durableId="1448307287">
-    <w:abstractNumId w:val="20"/>
+    <w:abstractNumId w:val="23"/>
   </w:num>
   <w:num w:numId="8" w16cid:durableId="1409426247">
-    <w:abstractNumId w:val="9"/>
+    <w:abstractNumId w:val="10"/>
   </w:num>
   <w:num w:numId="9" w16cid:durableId="1345519617">
-    <w:abstractNumId w:val="16"/>
+    <w:abstractNumId w:val="19"/>
   </w:num>
   <w:num w:numId="10" w16cid:durableId="607542148">
-    <w:abstractNumId w:val="5"/>
+    <w:abstractNumId w:val="6"/>
   </w:num>
   <w:num w:numId="11" w16cid:durableId="591202567">
     <w:abstractNumId w:val="3"/>
   </w:num>
   <w:num w:numId="12" w16cid:durableId="681200645">
-    <w:abstractNumId w:val="7"/>
+    <w:abstractNumId w:val="8"/>
   </w:num>
   <w:num w:numId="13" w16cid:durableId="1063063690">
-    <w:abstractNumId w:val="13"/>
+    <w:abstractNumId w:val="15"/>
   </w:num>
   <w:num w:numId="14" w16cid:durableId="1687562852">
     <w:abstractNumId w:val="2"/>
   </w:num>
   <w:num w:numId="15" w16cid:durableId="1490898072">
-    <w:abstractNumId w:val="11"/>
+    <w:abstractNumId w:val="12"/>
   </w:num>
   <w:num w:numId="16" w16cid:durableId="1250312468">
+    <w:abstractNumId w:val="20"/>
+  </w:num>
+  <w:num w:numId="17" w16cid:durableId="175534330">
+    <w:abstractNumId w:val="26"/>
+  </w:num>
+  <w:num w:numId="18" w16cid:durableId="1852602535">
+    <w:abstractNumId w:val="25"/>
+  </w:num>
+  <w:num w:numId="19" w16cid:durableId="1392343131">
+    <w:abstractNumId w:val="7"/>
+  </w:num>
+  <w:num w:numId="20" w16cid:durableId="350179728">
+    <w:abstractNumId w:val="21"/>
+  </w:num>
+  <w:num w:numId="21" w16cid:durableId="1198662055">
+    <w:abstractNumId w:val="14"/>
+  </w:num>
+  <w:num w:numId="22" w16cid:durableId="1512258154">
+    <w:abstractNumId w:val="16"/>
+  </w:num>
+  <w:num w:numId="23" w16cid:durableId="648899330">
+    <w:abstractNumId w:val="27"/>
+  </w:num>
+  <w:num w:numId="24" w16cid:durableId="2104719525">
+    <w:abstractNumId w:val="9"/>
+  </w:num>
+  <w:num w:numId="25" w16cid:durableId="1302031068">
+    <w:abstractNumId w:val="13"/>
+  </w:num>
+  <w:num w:numId="26" w16cid:durableId="217520433">
+    <w:abstractNumId w:val="5"/>
+  </w:num>
+  <w:num w:numId="27" w16cid:durableId="1569144153">
     <w:abstractNumId w:val="17"/>
   </w:num>
-  <w:num w:numId="17" w16cid:durableId="175534330">
-    <w:abstractNumId w:val="22"/>
-  </w:num>
-  <w:num w:numId="18" w16cid:durableId="1852602535">
-    <w:abstractNumId w:val="21"/>
-  </w:num>
-  <w:num w:numId="19" w16cid:durableId="1392343131">
-    <w:abstractNumId w:val="6"/>
-  </w:num>
-  <w:num w:numId="20" w16cid:durableId="350179728">
-    <w:abstractNumId w:val="18"/>
-  </w:num>
-  <w:num w:numId="21" w16cid:durableId="1198662055">
-    <w:abstractNumId w:val="12"/>
-  </w:num>
-  <w:num w:numId="22" w16cid:durableId="1512258154">
-    <w:abstractNumId w:val="14"/>
-  </w:num>
-  <w:num w:numId="23" w16cid:durableId="648899330">
-    <w:abstractNumId w:val="23"/>
-  </w:num>
-  <w:num w:numId="24" w16cid:durableId="2104719525">
-    <w:abstractNumId w:val="8"/>
+  <w:num w:numId="28" w16cid:durableId="2139181554">
+    <w:abstractNumId w:val="24"/>
   </w:num>
 </w:numbering>
 </file>
@@ -11126,7 +12174,6 @@
   <w:style w:type="character" w:default="1" w:styleId="DefaultParagraphFont">
     <w:name w:val="Default Paragraph Font"/>
     <w:uiPriority w:val="1"/>
-    <w:semiHidden/>
     <w:unhideWhenUsed/>
   </w:style>
   <w:style w:type="table" w:default="1" w:styleId="TableNormal">
@@ -11737,6 +12784,45 @@
       <w:iCs/>
     </w:rPr>
   </w:style>
+  <w:style w:type="paragraph" w:styleId="FootnoteText">
+    <w:name w:val="footnote text"/>
+    <w:basedOn w:val="Normal"/>
+    <w:link w:val="FootnoteTextChar"/>
+    <w:uiPriority w:val="99"/>
+    <w:semiHidden/>
+    <w:unhideWhenUsed/>
+    <w:rsid w:val="00DA6DB8"/>
+    <w:pPr>
+      <w:spacing w:after="0" w:line="240" w:lineRule="auto"/>
+    </w:pPr>
+    <w:rPr>
+      <w:sz w:val="20"/>
+      <w:szCs w:val="20"/>
+    </w:rPr>
+  </w:style>
+  <w:style w:type="character" w:customStyle="1" w:styleId="FootnoteTextChar">
+    <w:name w:val="Footnote Text Char"/>
+    <w:basedOn w:val="DefaultParagraphFont"/>
+    <w:link w:val="FootnoteText"/>
+    <w:uiPriority w:val="99"/>
+    <w:semiHidden/>
+    <w:rsid w:val="00DA6DB8"/>
+    <w:rPr>
+      <w:sz w:val="20"/>
+      <w:szCs w:val="20"/>
+    </w:rPr>
+  </w:style>
+  <w:style w:type="character" w:styleId="FootnoteReference">
+    <w:name w:val="footnote reference"/>
+    <w:basedOn w:val="DefaultParagraphFont"/>
+    <w:uiPriority w:val="99"/>
+    <w:semiHidden/>
+    <w:unhideWhenUsed/>
+    <w:rsid w:val="00DA6DB8"/>
+    <w:rPr>
+      <w:vertAlign w:val="superscript"/>
+    </w:rPr>
+  </w:style>
 </w:styles>
 </file>
 
